--- a/supplementary/StegaGuard_supplementary.docx
+++ b/supplementary/StegaGuard_supplementary.docx
@@ -25,7 +25,7 @@
         <w:pStyle w:val="p1a"/>
       </w:pPr>
       <w:r>
-        <w:t xml:space="preserve">This supplement lists the full results that the manuscript summarizes. All values are means over seeds 42, 43 and 44 on the same 120 test source covers; they are repeated measurements on one partition, not independent samples.</w:t>
+        <w:t xml:space="preserve">This supplement lists the full results that the manuscript summarizes. Unless stated otherwise, values are means over seeds 42, 43 and 44 on the same 120 test source covers; they are repeated measurements on one partition, not independent samples.</w:t>
       </w:r>
     </w:p>
     <w:p>
@@ -82,13 +82,13 @@
       <w:tblGrid>
         <w:gridCol w:w="1250"/>
         <w:gridCol w:w="330"/>
+        <w:gridCol w:w="1000"/>
+        <w:gridCol w:w="400"/>
         <w:gridCol w:w="1100"/>
-        <w:gridCol w:w="400"/>
-        <w:gridCol w:w="1150"/>
         <w:gridCol w:w="600"/>
         <w:gridCol w:w="600"/>
         <w:gridCol w:w="760"/>
-        <w:gridCol w:w="728"/>
+        <w:gridCol w:w="878"/>
       </w:tblGrid>
       <w:tr>
         <w:trPr>
@@ -149,6 +149,58 @@
         </w:tc>
         <w:tc>
           <w:tcPr>
+            <w:tcW w:w="1000" w:type="dxa"/>
+            <w:tcBorders>
+              <w:bottom w:val="single" w:sz="4" w:space="0" w:color="000000"/>
+            </w:tcBorders>
+            <w:vAlign w:val="center"/>
+          </w:tcPr>
+          <w:p>
+            <w:pPr>
+              <w:keepNext/>
+              <w:spacing w:before="10" w:after="10" w:line="216" w:lineRule="auto"/>
+              <w:ind w:firstLine="0"/>
+              <w:jc w:val="center"/>
+            </w:pPr>
+            <w:r>
+              <w:rPr>
+                <w:b/>
+                <w:bCs/>
+                <w:sz w:val="16"/>
+                <w:szCs w:val="16"/>
+              </w:rPr>
+              <w:t xml:space="preserve">Algorithm</w:t>
+            </w:r>
+          </w:p>
+        </w:tc>
+        <w:tc>
+          <w:tcPr>
+            <w:tcW w:w="400" w:type="dxa"/>
+            <w:tcBorders>
+              <w:bottom w:val="single" w:sz="4" w:space="0" w:color="000000"/>
+            </w:tcBorders>
+            <w:vAlign w:val="center"/>
+          </w:tcPr>
+          <w:p>
+            <w:pPr>
+              <w:keepNext/>
+              <w:spacing w:before="10" w:after="10" w:line="216" w:lineRule="auto"/>
+              <w:ind w:firstLine="0"/>
+              <w:jc w:val="center"/>
+            </w:pPr>
+            <w:r>
+              <w:rPr>
+                <w:b/>
+                <w:bCs/>
+                <w:sz w:val="16"/>
+                <w:szCs w:val="16"/>
+              </w:rPr>
+              <w:t xml:space="preserve">bpp</w:t>
+            </w:r>
+          </w:p>
+        </w:tc>
+        <w:tc>
+          <w:tcPr>
             <w:tcW w:w="1100" w:type="dxa"/>
             <w:tcBorders>
               <w:bottom w:val="single" w:sz="4" w:space="0" w:color="000000"/>
@@ -169,58 +221,6 @@
                 <w:sz w:val="16"/>
                 <w:szCs w:val="16"/>
               </w:rPr>
-              <w:t xml:space="preserve">Algorithm</w:t>
-            </w:r>
-          </w:p>
-        </w:tc>
-        <w:tc>
-          <w:tcPr>
-            <w:tcW w:w="400" w:type="dxa"/>
-            <w:tcBorders>
-              <w:bottom w:val="single" w:sz="4" w:space="0" w:color="000000"/>
-            </w:tcBorders>
-            <w:vAlign w:val="center"/>
-          </w:tcPr>
-          <w:p>
-            <w:pPr>
-              <w:keepNext/>
-              <w:spacing w:before="10" w:after="10" w:line="216" w:lineRule="auto"/>
-              <w:ind w:firstLine="0"/>
-              <w:jc w:val="center"/>
-            </w:pPr>
-            <w:r>
-              <w:rPr>
-                <w:b/>
-                <w:bCs/>
-                <w:sz w:val="16"/>
-                <w:szCs w:val="16"/>
-              </w:rPr>
-              <w:t xml:space="preserve">bpp</w:t>
-            </w:r>
-          </w:p>
-        </w:tc>
-        <w:tc>
-          <w:tcPr>
-            <w:tcW w:w="1150" w:type="dxa"/>
-            <w:tcBorders>
-              <w:bottom w:val="single" w:sz="4" w:space="0" w:color="000000"/>
-            </w:tcBorders>
-            <w:vAlign w:val="center"/>
-          </w:tcPr>
-          <w:p>
-            <w:pPr>
-              <w:keepNext/>
-              <w:spacing w:before="10" w:after="10" w:line="216" w:lineRule="auto"/>
-              <w:ind w:firstLine="0"/>
-              <w:jc w:val="center"/>
-            </w:pPr>
-            <w:r>
-              <w:rPr>
-                <w:b/>
-                <w:bCs/>
-                <w:sz w:val="16"/>
-                <w:szCs w:val="16"/>
-              </w:rPr>
               <w:t xml:space="preserve">ROC-AUC</w:t>
             </w:r>
           </w:p>
@@ -315,7 +315,7 @@
         </w:tc>
         <w:tc>
           <w:tcPr>
-            <w:tcW w:w="728" w:type="dxa"/>
+            <w:tcW w:w="878" w:type="dxa"/>
             <w:tcBorders>
               <w:bottom w:val="single" w:sz="4" w:space="0" w:color="000000"/>
             </w:tcBorders>
@@ -398,6 +398,48 @@
         </w:tc>
         <w:tc>
           <w:tcPr>
+            <w:tcW w:w="1000" w:type="dxa"/>
+            <w:vAlign w:val="center"/>
+          </w:tcPr>
+          <w:p>
+            <w:pPr>
+              <w:keepNext/>
+              <w:spacing w:before="10" w:after="10" w:line="216" w:lineRule="auto"/>
+              <w:ind w:firstLine="0"/>
+              <w:jc w:val="center"/>
+            </w:pPr>
+            <w:r>
+              <w:rPr>
+                <w:sz w:val="16"/>
+                <w:szCs w:val="16"/>
+              </w:rPr>
+              <w:t xml:space="preserve">WOW</w:t>
+            </w:r>
+          </w:p>
+        </w:tc>
+        <w:tc>
+          <w:tcPr>
+            <w:tcW w:w="400" w:type="dxa"/>
+            <w:vAlign w:val="center"/>
+          </w:tcPr>
+          <w:p>
+            <w:pPr>
+              <w:keepNext/>
+              <w:spacing w:before="10" w:after="10" w:line="216" w:lineRule="auto"/>
+              <w:ind w:firstLine="0"/>
+              <w:jc w:val="center"/>
+            </w:pPr>
+            <w:r>
+              <w:rPr>
+                <w:sz w:val="16"/>
+                <w:szCs w:val="16"/>
+              </w:rPr>
+              <w:t xml:space="preserve">0.4</w:t>
+            </w:r>
+          </w:p>
+        </w:tc>
+        <w:tc>
+          <w:tcPr>
             <w:tcW w:w="1100" w:type="dxa"/>
             <w:vAlign w:val="center"/>
           </w:tcPr>
@@ -413,48 +455,6 @@
                 <w:sz w:val="16"/>
                 <w:szCs w:val="16"/>
               </w:rPr>
-              <w:t xml:space="preserve">WOW</w:t>
-            </w:r>
-          </w:p>
-        </w:tc>
-        <w:tc>
-          <w:tcPr>
-            <w:tcW w:w="400" w:type="dxa"/>
-            <w:vAlign w:val="center"/>
-          </w:tcPr>
-          <w:p>
-            <w:pPr>
-              <w:keepNext/>
-              <w:spacing w:before="10" w:after="10" w:line="216" w:lineRule="auto"/>
-              <w:ind w:firstLine="0"/>
-              <w:jc w:val="center"/>
-            </w:pPr>
-            <w:r>
-              <w:rPr>
-                <w:sz w:val="16"/>
-                <w:szCs w:val="16"/>
-              </w:rPr>
-              <w:t xml:space="preserve">0.4</w:t>
-            </w:r>
-          </w:p>
-        </w:tc>
-        <w:tc>
-          <w:tcPr>
-            <w:tcW w:w="1150" w:type="dxa"/>
-            <w:vAlign w:val="center"/>
-          </w:tcPr>
-          <w:p>
-            <w:pPr>
-              <w:keepNext/>
-              <w:spacing w:before="10" w:after="10" w:line="216" w:lineRule="auto"/>
-              <w:ind w:firstLine="0"/>
-              <w:jc w:val="center"/>
-            </w:pPr>
-            <w:r>
-              <w:rPr>
-                <w:sz w:val="16"/>
-                <w:szCs w:val="16"/>
-              </w:rPr>
               <w:t xml:space="preserve">0.546 ± 0.000</w:t>
             </w:r>
           </w:p>
@@ -524,7 +524,7 @@
         </w:tc>
         <w:tc>
           <w:tcPr>
-            <w:tcW w:w="728" w:type="dxa"/>
+            <w:tcW w:w="878" w:type="dxa"/>
             <w:vAlign w:val="center"/>
           </w:tcPr>
           <w:p>
@@ -578,6 +578,41 @@
         </w:tc>
         <w:tc>
           <w:tcPr>
+            <w:tcW w:w="1000" w:type="dxa"/>
+            <w:vAlign w:val="center"/>
+          </w:tcPr>
+          <w:p>
+            <w:pPr>
+              <w:keepNext/>
+              <w:spacing w:before="10" w:after="10" w:line="216" w:lineRule="auto"/>
+              <w:ind w:firstLine="0"/>
+              <w:jc w:val="center"/>
+            </w:pPr>
+          </w:p>
+        </w:tc>
+        <w:tc>
+          <w:tcPr>
+            <w:tcW w:w="400" w:type="dxa"/>
+            <w:vAlign w:val="center"/>
+          </w:tcPr>
+          <w:p>
+            <w:pPr>
+              <w:keepNext/>
+              <w:spacing w:before="10" w:after="10" w:line="216" w:lineRule="auto"/>
+              <w:ind w:firstLine="0"/>
+              <w:jc w:val="center"/>
+            </w:pPr>
+            <w:r>
+              <w:rPr>
+                <w:sz w:val="16"/>
+                <w:szCs w:val="16"/>
+              </w:rPr>
+              <w:t xml:space="preserve">0.1</w:t>
+            </w:r>
+          </w:p>
+        </w:tc>
+        <w:tc>
+          <w:tcPr>
             <w:tcW w:w="1100" w:type="dxa"/>
             <w:vAlign w:val="center"/>
           </w:tcPr>
@@ -588,41 +623,6 @@
               <w:ind w:firstLine="0"/>
               <w:jc w:val="center"/>
             </w:pPr>
-          </w:p>
-        </w:tc>
-        <w:tc>
-          <w:tcPr>
-            <w:tcW w:w="400" w:type="dxa"/>
-            <w:vAlign w:val="center"/>
-          </w:tcPr>
-          <w:p>
-            <w:pPr>
-              <w:keepNext/>
-              <w:spacing w:before="10" w:after="10" w:line="216" w:lineRule="auto"/>
-              <w:ind w:firstLine="0"/>
-              <w:jc w:val="center"/>
-            </w:pPr>
-            <w:r>
-              <w:rPr>
-                <w:sz w:val="16"/>
-                <w:szCs w:val="16"/>
-              </w:rPr>
-              <w:t xml:space="preserve">0.1</w:t>
-            </w:r>
-          </w:p>
-        </w:tc>
-        <w:tc>
-          <w:tcPr>
-            <w:tcW w:w="1150" w:type="dxa"/>
-            <w:vAlign w:val="center"/>
-          </w:tcPr>
-          <w:p>
-            <w:pPr>
-              <w:keepNext/>
-              <w:spacing w:before="10" w:after="10" w:line="216" w:lineRule="auto"/>
-              <w:ind w:firstLine="0"/>
-              <w:jc w:val="center"/>
-            </w:pPr>
             <w:r>
               <w:rPr>
                 <w:sz w:val="16"/>
@@ -697,7 +697,7 @@
         </w:tc>
         <w:tc>
           <w:tcPr>
-            <w:tcW w:w="728" w:type="dxa"/>
+            <w:tcW w:w="878" w:type="dxa"/>
             <w:vAlign w:val="center"/>
           </w:tcPr>
           <w:p>
@@ -751,6 +751,48 @@
         </w:tc>
         <w:tc>
           <w:tcPr>
+            <w:tcW w:w="1000" w:type="dxa"/>
+            <w:vAlign w:val="center"/>
+          </w:tcPr>
+          <w:p>
+            <w:pPr>
+              <w:keepNext/>
+              <w:spacing w:before="10" w:after="10" w:line="216" w:lineRule="auto"/>
+              <w:ind w:firstLine="0"/>
+              <w:jc w:val="center"/>
+            </w:pPr>
+            <w:r>
+              <w:rPr>
+                <w:sz w:val="16"/>
+                <w:szCs w:val="16"/>
+              </w:rPr>
+              <w:t xml:space="preserve">S-UNIWARD</w:t>
+            </w:r>
+          </w:p>
+        </w:tc>
+        <w:tc>
+          <w:tcPr>
+            <w:tcW w:w="400" w:type="dxa"/>
+            <w:vAlign w:val="center"/>
+          </w:tcPr>
+          <w:p>
+            <w:pPr>
+              <w:keepNext/>
+              <w:spacing w:before="10" w:after="10" w:line="216" w:lineRule="auto"/>
+              <w:ind w:firstLine="0"/>
+              <w:jc w:val="center"/>
+            </w:pPr>
+            <w:r>
+              <w:rPr>
+                <w:sz w:val="16"/>
+                <w:szCs w:val="16"/>
+              </w:rPr>
+              <w:t xml:space="preserve">0.4</w:t>
+            </w:r>
+          </w:p>
+        </w:tc>
+        <w:tc>
+          <w:tcPr>
             <w:tcW w:w="1100" w:type="dxa"/>
             <w:vAlign w:val="center"/>
           </w:tcPr>
@@ -766,48 +808,6 @@
                 <w:sz w:val="16"/>
                 <w:szCs w:val="16"/>
               </w:rPr>
-              <w:t xml:space="preserve">S-UNIWARD</w:t>
-            </w:r>
-          </w:p>
-        </w:tc>
-        <w:tc>
-          <w:tcPr>
-            <w:tcW w:w="400" w:type="dxa"/>
-            <w:vAlign w:val="center"/>
-          </w:tcPr>
-          <w:p>
-            <w:pPr>
-              <w:keepNext/>
-              <w:spacing w:before="10" w:after="10" w:line="216" w:lineRule="auto"/>
-              <w:ind w:firstLine="0"/>
-              <w:jc w:val="center"/>
-            </w:pPr>
-            <w:r>
-              <w:rPr>
-                <w:sz w:val="16"/>
-                <w:szCs w:val="16"/>
-              </w:rPr>
-              <w:t xml:space="preserve">0.4</w:t>
-            </w:r>
-          </w:p>
-        </w:tc>
-        <w:tc>
-          <w:tcPr>
-            <w:tcW w:w="1150" w:type="dxa"/>
-            <w:vAlign w:val="center"/>
-          </w:tcPr>
-          <w:p>
-            <w:pPr>
-              <w:keepNext/>
-              <w:spacing w:before="10" w:after="10" w:line="216" w:lineRule="auto"/>
-              <w:ind w:firstLine="0"/>
-              <w:jc w:val="center"/>
-            </w:pPr>
-            <w:r>
-              <w:rPr>
-                <w:sz w:val="16"/>
-                <w:szCs w:val="16"/>
-              </w:rPr>
               <w:t xml:space="preserve">0.565 ± 0.000</w:t>
             </w:r>
           </w:p>
@@ -877,7 +877,7 @@
         </w:tc>
         <w:tc>
           <w:tcPr>
-            <w:tcW w:w="728" w:type="dxa"/>
+            <w:tcW w:w="878" w:type="dxa"/>
             <w:vAlign w:val="center"/>
           </w:tcPr>
           <w:p>
@@ -931,6 +931,41 @@
         </w:tc>
         <w:tc>
           <w:tcPr>
+            <w:tcW w:w="1000" w:type="dxa"/>
+            <w:vAlign w:val="center"/>
+          </w:tcPr>
+          <w:p>
+            <w:pPr>
+              <w:keepNext/>
+              <w:spacing w:before="10" w:after="10" w:line="216" w:lineRule="auto"/>
+              <w:ind w:firstLine="0"/>
+              <w:jc w:val="center"/>
+            </w:pPr>
+          </w:p>
+        </w:tc>
+        <w:tc>
+          <w:tcPr>
+            <w:tcW w:w="400" w:type="dxa"/>
+            <w:vAlign w:val="center"/>
+          </w:tcPr>
+          <w:p>
+            <w:pPr>
+              <w:keepNext/>
+              <w:spacing w:before="10" w:after="10" w:line="216" w:lineRule="auto"/>
+              <w:ind w:firstLine="0"/>
+              <w:jc w:val="center"/>
+            </w:pPr>
+            <w:r>
+              <w:rPr>
+                <w:sz w:val="16"/>
+                <w:szCs w:val="16"/>
+              </w:rPr>
+              <w:t xml:space="preserve">0.1</w:t>
+            </w:r>
+          </w:p>
+        </w:tc>
+        <w:tc>
+          <w:tcPr>
             <w:tcW w:w="1100" w:type="dxa"/>
             <w:vAlign w:val="center"/>
           </w:tcPr>
@@ -941,41 +976,6 @@
               <w:ind w:firstLine="0"/>
               <w:jc w:val="center"/>
             </w:pPr>
-          </w:p>
-        </w:tc>
-        <w:tc>
-          <w:tcPr>
-            <w:tcW w:w="400" w:type="dxa"/>
-            <w:vAlign w:val="center"/>
-          </w:tcPr>
-          <w:p>
-            <w:pPr>
-              <w:keepNext/>
-              <w:spacing w:before="10" w:after="10" w:line="216" w:lineRule="auto"/>
-              <w:ind w:firstLine="0"/>
-              <w:jc w:val="center"/>
-            </w:pPr>
-            <w:r>
-              <w:rPr>
-                <w:sz w:val="16"/>
-                <w:szCs w:val="16"/>
-              </w:rPr>
-              <w:t xml:space="preserve">0.1</w:t>
-            </w:r>
-          </w:p>
-        </w:tc>
-        <w:tc>
-          <w:tcPr>
-            <w:tcW w:w="1150" w:type="dxa"/>
-            <w:vAlign w:val="center"/>
-          </w:tcPr>
-          <w:p>
-            <w:pPr>
-              <w:keepNext/>
-              <w:spacing w:before="10" w:after="10" w:line="216" w:lineRule="auto"/>
-              <w:ind w:firstLine="0"/>
-              <w:jc w:val="center"/>
-            </w:pPr>
             <w:r>
               <w:rPr>
                 <w:sz w:val="16"/>
@@ -1050,7 +1050,7 @@
         </w:tc>
         <w:tc>
           <w:tcPr>
-            <w:tcW w:w="728" w:type="dxa"/>
+            <w:tcW w:w="878" w:type="dxa"/>
             <w:vAlign w:val="center"/>
           </w:tcPr>
           <w:p>
@@ -1104,6 +1104,48 @@
         </w:tc>
         <w:tc>
           <w:tcPr>
+            <w:tcW w:w="1000" w:type="dxa"/>
+            <w:vAlign w:val="center"/>
+          </w:tcPr>
+          <w:p>
+            <w:pPr>
+              <w:keepNext/>
+              <w:spacing w:before="10" w:after="10" w:line="216" w:lineRule="auto"/>
+              <w:ind w:firstLine="0"/>
+              <w:jc w:val="center"/>
+            </w:pPr>
+            <w:r>
+              <w:rPr>
+                <w:sz w:val="16"/>
+                <w:szCs w:val="16"/>
+              </w:rPr>
+              <w:t xml:space="preserve">HILL</w:t>
+            </w:r>
+          </w:p>
+        </w:tc>
+        <w:tc>
+          <w:tcPr>
+            <w:tcW w:w="400" w:type="dxa"/>
+            <w:vAlign w:val="center"/>
+          </w:tcPr>
+          <w:p>
+            <w:pPr>
+              <w:keepNext/>
+              <w:spacing w:before="10" w:after="10" w:line="216" w:lineRule="auto"/>
+              <w:ind w:firstLine="0"/>
+              <w:jc w:val="center"/>
+            </w:pPr>
+            <w:r>
+              <w:rPr>
+                <w:sz w:val="16"/>
+                <w:szCs w:val="16"/>
+              </w:rPr>
+              <w:t xml:space="preserve">0.4</w:t>
+            </w:r>
+          </w:p>
+        </w:tc>
+        <w:tc>
+          <w:tcPr>
             <w:tcW w:w="1100" w:type="dxa"/>
             <w:vAlign w:val="center"/>
           </w:tcPr>
@@ -1119,48 +1161,6 @@
                 <w:sz w:val="16"/>
                 <w:szCs w:val="16"/>
               </w:rPr>
-              <w:t xml:space="preserve">HILL</w:t>
-            </w:r>
-          </w:p>
-        </w:tc>
-        <w:tc>
-          <w:tcPr>
-            <w:tcW w:w="400" w:type="dxa"/>
-            <w:vAlign w:val="center"/>
-          </w:tcPr>
-          <w:p>
-            <w:pPr>
-              <w:keepNext/>
-              <w:spacing w:before="10" w:after="10" w:line="216" w:lineRule="auto"/>
-              <w:ind w:firstLine="0"/>
-              <w:jc w:val="center"/>
-            </w:pPr>
-            <w:r>
-              <w:rPr>
-                <w:sz w:val="16"/>
-                <w:szCs w:val="16"/>
-              </w:rPr>
-              <w:t xml:space="preserve">0.4</w:t>
-            </w:r>
-          </w:p>
-        </w:tc>
-        <w:tc>
-          <w:tcPr>
-            <w:tcW w:w="1150" w:type="dxa"/>
-            <w:vAlign w:val="center"/>
-          </w:tcPr>
-          <w:p>
-            <w:pPr>
-              <w:keepNext/>
-              <w:spacing w:before="10" w:after="10" w:line="216" w:lineRule="auto"/>
-              <w:ind w:firstLine="0"/>
-              <w:jc w:val="center"/>
-            </w:pPr>
-            <w:r>
-              <w:rPr>
-                <w:sz w:val="16"/>
-                <w:szCs w:val="16"/>
-              </w:rPr>
               <w:t xml:space="preserve">0.570 ± 0.000</w:t>
             </w:r>
           </w:p>
@@ -1230,7 +1230,7 @@
         </w:tc>
         <w:tc>
           <w:tcPr>
-            <w:tcW w:w="728" w:type="dxa"/>
+            <w:tcW w:w="878" w:type="dxa"/>
             <w:vAlign w:val="center"/>
           </w:tcPr>
           <w:p>
@@ -1284,6 +1284,41 @@
         </w:tc>
         <w:tc>
           <w:tcPr>
+            <w:tcW w:w="1000" w:type="dxa"/>
+            <w:vAlign w:val="center"/>
+          </w:tcPr>
+          <w:p>
+            <w:pPr>
+              <w:keepNext/>
+              <w:spacing w:before="10" w:after="10" w:line="216" w:lineRule="auto"/>
+              <w:ind w:firstLine="0"/>
+              <w:jc w:val="center"/>
+            </w:pPr>
+          </w:p>
+        </w:tc>
+        <w:tc>
+          <w:tcPr>
+            <w:tcW w:w="400" w:type="dxa"/>
+            <w:vAlign w:val="center"/>
+          </w:tcPr>
+          <w:p>
+            <w:pPr>
+              <w:keepNext/>
+              <w:spacing w:before="10" w:after="10" w:line="216" w:lineRule="auto"/>
+              <w:ind w:firstLine="0"/>
+              <w:jc w:val="center"/>
+            </w:pPr>
+            <w:r>
+              <w:rPr>
+                <w:sz w:val="16"/>
+                <w:szCs w:val="16"/>
+              </w:rPr>
+              <w:t xml:space="preserve">0.1</w:t>
+            </w:r>
+          </w:p>
+        </w:tc>
+        <w:tc>
+          <w:tcPr>
             <w:tcW w:w="1100" w:type="dxa"/>
             <w:vAlign w:val="center"/>
           </w:tcPr>
@@ -1294,41 +1329,6 @@
               <w:ind w:firstLine="0"/>
               <w:jc w:val="center"/>
             </w:pPr>
-          </w:p>
-        </w:tc>
-        <w:tc>
-          <w:tcPr>
-            <w:tcW w:w="400" w:type="dxa"/>
-            <w:vAlign w:val="center"/>
-          </w:tcPr>
-          <w:p>
-            <w:pPr>
-              <w:keepNext/>
-              <w:spacing w:before="10" w:after="10" w:line="216" w:lineRule="auto"/>
-              <w:ind w:firstLine="0"/>
-              <w:jc w:val="center"/>
-            </w:pPr>
-            <w:r>
-              <w:rPr>
-                <w:sz w:val="16"/>
-                <w:szCs w:val="16"/>
-              </w:rPr>
-              <w:t xml:space="preserve">0.1</w:t>
-            </w:r>
-          </w:p>
-        </w:tc>
-        <w:tc>
-          <w:tcPr>
-            <w:tcW w:w="1150" w:type="dxa"/>
-            <w:vAlign w:val="center"/>
-          </w:tcPr>
-          <w:p>
-            <w:pPr>
-              <w:keepNext/>
-              <w:spacing w:before="10" w:after="10" w:line="216" w:lineRule="auto"/>
-              <w:ind w:firstLine="0"/>
-              <w:jc w:val="center"/>
-            </w:pPr>
             <w:r>
               <w:rPr>
                 <w:sz w:val="16"/>
@@ -1403,7 +1403,7 @@
         </w:tc>
         <w:tc>
           <w:tcPr>
-            <w:tcW w:w="728" w:type="dxa"/>
+            <w:tcW w:w="878" w:type="dxa"/>
             <w:vAlign w:val="center"/>
           </w:tcPr>
           <w:p>
@@ -1470,6 +1470,54 @@
         </w:tc>
         <w:tc>
           <w:tcPr>
+            <w:tcW w:w="1000" w:type="dxa"/>
+            <w:tcBorders>
+              <w:top w:val="single" w:sz="4" w:space="0" w:color="000000"/>
+            </w:tcBorders>
+            <w:vAlign w:val="center"/>
+          </w:tcPr>
+          <w:p>
+            <w:pPr>
+              <w:keepNext/>
+              <w:spacing w:before="10" w:after="10" w:line="216" w:lineRule="auto"/>
+              <w:ind w:firstLine="0"/>
+              <w:jc w:val="center"/>
+            </w:pPr>
+            <w:r>
+              <w:rPr>
+                <w:sz w:val="16"/>
+                <w:szCs w:val="16"/>
+              </w:rPr>
+              <w:t xml:space="preserve">WOW</w:t>
+            </w:r>
+          </w:p>
+        </w:tc>
+        <w:tc>
+          <w:tcPr>
+            <w:tcW w:w="400" w:type="dxa"/>
+            <w:tcBorders>
+              <w:top w:val="single" w:sz="4" w:space="0" w:color="000000"/>
+            </w:tcBorders>
+            <w:vAlign w:val="center"/>
+          </w:tcPr>
+          <w:p>
+            <w:pPr>
+              <w:keepNext/>
+              <w:spacing w:before="10" w:after="10" w:line="216" w:lineRule="auto"/>
+              <w:ind w:firstLine="0"/>
+              <w:jc w:val="center"/>
+            </w:pPr>
+            <w:r>
+              <w:rPr>
+                <w:sz w:val="16"/>
+                <w:szCs w:val="16"/>
+              </w:rPr>
+              <w:t xml:space="preserve">0.4</w:t>
+            </w:r>
+          </w:p>
+        </w:tc>
+        <w:tc>
+          <w:tcPr>
             <w:tcW w:w="1100" w:type="dxa"/>
             <w:tcBorders>
               <w:top w:val="single" w:sz="4" w:space="0" w:color="000000"/>
@@ -1488,54 +1536,6 @@
                 <w:sz w:val="16"/>
                 <w:szCs w:val="16"/>
               </w:rPr>
-              <w:t xml:space="preserve">WOW</w:t>
-            </w:r>
-          </w:p>
-        </w:tc>
-        <w:tc>
-          <w:tcPr>
-            <w:tcW w:w="400" w:type="dxa"/>
-            <w:tcBorders>
-              <w:top w:val="single" w:sz="4" w:space="0" w:color="000000"/>
-            </w:tcBorders>
-            <w:vAlign w:val="center"/>
-          </w:tcPr>
-          <w:p>
-            <w:pPr>
-              <w:keepNext/>
-              <w:spacing w:before="10" w:after="10" w:line="216" w:lineRule="auto"/>
-              <w:ind w:firstLine="0"/>
-              <w:jc w:val="center"/>
-            </w:pPr>
-            <w:r>
-              <w:rPr>
-                <w:sz w:val="16"/>
-                <w:szCs w:val="16"/>
-              </w:rPr>
-              <w:t xml:space="preserve">0.4</w:t>
-            </w:r>
-          </w:p>
-        </w:tc>
-        <w:tc>
-          <w:tcPr>
-            <w:tcW w:w="1150" w:type="dxa"/>
-            <w:tcBorders>
-              <w:top w:val="single" w:sz="4" w:space="0" w:color="000000"/>
-            </w:tcBorders>
-            <w:vAlign w:val="center"/>
-          </w:tcPr>
-          <w:p>
-            <w:pPr>
-              <w:keepNext/>
-              <w:spacing w:before="10" w:after="10" w:line="216" w:lineRule="auto"/>
-              <w:ind w:firstLine="0"/>
-              <w:jc w:val="center"/>
-            </w:pPr>
-            <w:r>
-              <w:rPr>
-                <w:sz w:val="16"/>
-                <w:szCs w:val="16"/>
-              </w:rPr>
               <w:t xml:space="preserve">0.534 ± 0.005</w:t>
             </w:r>
           </w:p>
@@ -1614,7 +1614,7 @@
         </w:tc>
         <w:tc>
           <w:tcPr>
-            <w:tcW w:w="728" w:type="dxa"/>
+            <w:tcW w:w="878" w:type="dxa"/>
             <w:tcBorders>
               <w:top w:val="single" w:sz="4" w:space="0" w:color="000000"/>
             </w:tcBorders>
@@ -1671,6 +1671,41 @@
         </w:tc>
         <w:tc>
           <w:tcPr>
+            <w:tcW w:w="1000" w:type="dxa"/>
+            <w:vAlign w:val="center"/>
+          </w:tcPr>
+          <w:p>
+            <w:pPr>
+              <w:keepNext/>
+              <w:spacing w:before="10" w:after="10" w:line="216" w:lineRule="auto"/>
+              <w:ind w:firstLine="0"/>
+              <w:jc w:val="center"/>
+            </w:pPr>
+          </w:p>
+        </w:tc>
+        <w:tc>
+          <w:tcPr>
+            <w:tcW w:w="400" w:type="dxa"/>
+            <w:vAlign w:val="center"/>
+          </w:tcPr>
+          <w:p>
+            <w:pPr>
+              <w:keepNext/>
+              <w:spacing w:before="10" w:after="10" w:line="216" w:lineRule="auto"/>
+              <w:ind w:firstLine="0"/>
+              <w:jc w:val="center"/>
+            </w:pPr>
+            <w:r>
+              <w:rPr>
+                <w:sz w:val="16"/>
+                <w:szCs w:val="16"/>
+              </w:rPr>
+              <w:t xml:space="preserve">0.1</w:t>
+            </w:r>
+          </w:p>
+        </w:tc>
+        <w:tc>
+          <w:tcPr>
             <w:tcW w:w="1100" w:type="dxa"/>
             <w:vAlign w:val="center"/>
           </w:tcPr>
@@ -1681,41 +1716,6 @@
               <w:ind w:firstLine="0"/>
               <w:jc w:val="center"/>
             </w:pPr>
-          </w:p>
-        </w:tc>
-        <w:tc>
-          <w:tcPr>
-            <w:tcW w:w="400" w:type="dxa"/>
-            <w:vAlign w:val="center"/>
-          </w:tcPr>
-          <w:p>
-            <w:pPr>
-              <w:keepNext/>
-              <w:spacing w:before="10" w:after="10" w:line="216" w:lineRule="auto"/>
-              <w:ind w:firstLine="0"/>
-              <w:jc w:val="center"/>
-            </w:pPr>
-            <w:r>
-              <w:rPr>
-                <w:sz w:val="16"/>
-                <w:szCs w:val="16"/>
-              </w:rPr>
-              <w:t xml:space="preserve">0.1</w:t>
-            </w:r>
-          </w:p>
-        </w:tc>
-        <w:tc>
-          <w:tcPr>
-            <w:tcW w:w="1150" w:type="dxa"/>
-            <w:vAlign w:val="center"/>
-          </w:tcPr>
-          <w:p>
-            <w:pPr>
-              <w:keepNext/>
-              <w:spacing w:before="10" w:after="10" w:line="216" w:lineRule="auto"/>
-              <w:ind w:firstLine="0"/>
-              <w:jc w:val="center"/>
-            </w:pPr>
             <w:r>
               <w:rPr>
                 <w:sz w:val="16"/>
@@ -1790,7 +1790,7 @@
         </w:tc>
         <w:tc>
           <w:tcPr>
-            <w:tcW w:w="728" w:type="dxa"/>
+            <w:tcW w:w="878" w:type="dxa"/>
             <w:vAlign w:val="center"/>
           </w:tcPr>
           <w:p>
@@ -1844,6 +1844,48 @@
         </w:tc>
         <w:tc>
           <w:tcPr>
+            <w:tcW w:w="1000" w:type="dxa"/>
+            <w:vAlign w:val="center"/>
+          </w:tcPr>
+          <w:p>
+            <w:pPr>
+              <w:keepNext/>
+              <w:spacing w:before="10" w:after="10" w:line="216" w:lineRule="auto"/>
+              <w:ind w:firstLine="0"/>
+              <w:jc w:val="center"/>
+            </w:pPr>
+            <w:r>
+              <w:rPr>
+                <w:sz w:val="16"/>
+                <w:szCs w:val="16"/>
+              </w:rPr>
+              <w:t xml:space="preserve">S-UNIWARD</w:t>
+            </w:r>
+          </w:p>
+        </w:tc>
+        <w:tc>
+          <w:tcPr>
+            <w:tcW w:w="400" w:type="dxa"/>
+            <w:vAlign w:val="center"/>
+          </w:tcPr>
+          <w:p>
+            <w:pPr>
+              <w:keepNext/>
+              <w:spacing w:before="10" w:after="10" w:line="216" w:lineRule="auto"/>
+              <w:ind w:firstLine="0"/>
+              <w:jc w:val="center"/>
+            </w:pPr>
+            <w:r>
+              <w:rPr>
+                <w:sz w:val="16"/>
+                <w:szCs w:val="16"/>
+              </w:rPr>
+              <w:t xml:space="preserve">0.4</w:t>
+            </w:r>
+          </w:p>
+        </w:tc>
+        <w:tc>
+          <w:tcPr>
             <w:tcW w:w="1100" w:type="dxa"/>
             <w:vAlign w:val="center"/>
           </w:tcPr>
@@ -1859,48 +1901,6 @@
                 <w:sz w:val="16"/>
                 <w:szCs w:val="16"/>
               </w:rPr>
-              <w:t xml:space="preserve">S-UNIWARD</w:t>
-            </w:r>
-          </w:p>
-        </w:tc>
-        <w:tc>
-          <w:tcPr>
-            <w:tcW w:w="400" w:type="dxa"/>
-            <w:vAlign w:val="center"/>
-          </w:tcPr>
-          <w:p>
-            <w:pPr>
-              <w:keepNext/>
-              <w:spacing w:before="10" w:after="10" w:line="216" w:lineRule="auto"/>
-              <w:ind w:firstLine="0"/>
-              <w:jc w:val="center"/>
-            </w:pPr>
-            <w:r>
-              <w:rPr>
-                <w:sz w:val="16"/>
-                <w:szCs w:val="16"/>
-              </w:rPr>
-              <w:t xml:space="preserve">0.4</w:t>
-            </w:r>
-          </w:p>
-        </w:tc>
-        <w:tc>
-          <w:tcPr>
-            <w:tcW w:w="1150" w:type="dxa"/>
-            <w:vAlign w:val="center"/>
-          </w:tcPr>
-          <w:p>
-            <w:pPr>
-              <w:keepNext/>
-              <w:spacing w:before="10" w:after="10" w:line="216" w:lineRule="auto"/>
-              <w:ind w:firstLine="0"/>
-              <w:jc w:val="center"/>
-            </w:pPr>
-            <w:r>
-              <w:rPr>
-                <w:sz w:val="16"/>
-                <w:szCs w:val="16"/>
-              </w:rPr>
               <w:t xml:space="preserve">0.549 ± 0.001</w:t>
             </w:r>
           </w:p>
@@ -1970,7 +1970,7 @@
         </w:tc>
         <w:tc>
           <w:tcPr>
-            <w:tcW w:w="728" w:type="dxa"/>
+            <w:tcW w:w="878" w:type="dxa"/>
             <w:vAlign w:val="center"/>
           </w:tcPr>
           <w:p>
@@ -2024,6 +2024,41 @@
         </w:tc>
         <w:tc>
           <w:tcPr>
+            <w:tcW w:w="1000" w:type="dxa"/>
+            <w:vAlign w:val="center"/>
+          </w:tcPr>
+          <w:p>
+            <w:pPr>
+              <w:keepNext/>
+              <w:spacing w:before="10" w:after="10" w:line="216" w:lineRule="auto"/>
+              <w:ind w:firstLine="0"/>
+              <w:jc w:val="center"/>
+            </w:pPr>
+          </w:p>
+        </w:tc>
+        <w:tc>
+          <w:tcPr>
+            <w:tcW w:w="400" w:type="dxa"/>
+            <w:vAlign w:val="center"/>
+          </w:tcPr>
+          <w:p>
+            <w:pPr>
+              <w:keepNext/>
+              <w:spacing w:before="10" w:after="10" w:line="216" w:lineRule="auto"/>
+              <w:ind w:firstLine="0"/>
+              <w:jc w:val="center"/>
+            </w:pPr>
+            <w:r>
+              <w:rPr>
+                <w:sz w:val="16"/>
+                <w:szCs w:val="16"/>
+              </w:rPr>
+              <w:t xml:space="preserve">0.1</w:t>
+            </w:r>
+          </w:p>
+        </w:tc>
+        <w:tc>
+          <w:tcPr>
             <w:tcW w:w="1100" w:type="dxa"/>
             <w:vAlign w:val="center"/>
           </w:tcPr>
@@ -2034,41 +2069,6 @@
               <w:ind w:firstLine="0"/>
               <w:jc w:val="center"/>
             </w:pPr>
-          </w:p>
-        </w:tc>
-        <w:tc>
-          <w:tcPr>
-            <w:tcW w:w="400" w:type="dxa"/>
-            <w:vAlign w:val="center"/>
-          </w:tcPr>
-          <w:p>
-            <w:pPr>
-              <w:keepNext/>
-              <w:spacing w:before="10" w:after="10" w:line="216" w:lineRule="auto"/>
-              <w:ind w:firstLine="0"/>
-              <w:jc w:val="center"/>
-            </w:pPr>
-            <w:r>
-              <w:rPr>
-                <w:sz w:val="16"/>
-                <w:szCs w:val="16"/>
-              </w:rPr>
-              <w:t xml:space="preserve">0.1</w:t>
-            </w:r>
-          </w:p>
-        </w:tc>
-        <w:tc>
-          <w:tcPr>
-            <w:tcW w:w="1150" w:type="dxa"/>
-            <w:vAlign w:val="center"/>
-          </w:tcPr>
-          <w:p>
-            <w:pPr>
-              <w:keepNext/>
-              <w:spacing w:before="10" w:after="10" w:line="216" w:lineRule="auto"/>
-              <w:ind w:firstLine="0"/>
-              <w:jc w:val="center"/>
-            </w:pPr>
             <w:r>
               <w:rPr>
                 <w:sz w:val="16"/>
@@ -2143,7 +2143,7 @@
         </w:tc>
         <w:tc>
           <w:tcPr>
-            <w:tcW w:w="728" w:type="dxa"/>
+            <w:tcW w:w="878" w:type="dxa"/>
             <w:vAlign w:val="center"/>
           </w:tcPr>
           <w:p>
@@ -2197,6 +2197,48 @@
         </w:tc>
         <w:tc>
           <w:tcPr>
+            <w:tcW w:w="1000" w:type="dxa"/>
+            <w:vAlign w:val="center"/>
+          </w:tcPr>
+          <w:p>
+            <w:pPr>
+              <w:keepNext/>
+              <w:spacing w:before="10" w:after="10" w:line="216" w:lineRule="auto"/>
+              <w:ind w:firstLine="0"/>
+              <w:jc w:val="center"/>
+            </w:pPr>
+            <w:r>
+              <w:rPr>
+                <w:sz w:val="16"/>
+                <w:szCs w:val="16"/>
+              </w:rPr>
+              <w:t xml:space="preserve">HILL</w:t>
+            </w:r>
+          </w:p>
+        </w:tc>
+        <w:tc>
+          <w:tcPr>
+            <w:tcW w:w="400" w:type="dxa"/>
+            <w:vAlign w:val="center"/>
+          </w:tcPr>
+          <w:p>
+            <w:pPr>
+              <w:keepNext/>
+              <w:spacing w:before="10" w:after="10" w:line="216" w:lineRule="auto"/>
+              <w:ind w:firstLine="0"/>
+              <w:jc w:val="center"/>
+            </w:pPr>
+            <w:r>
+              <w:rPr>
+                <w:sz w:val="16"/>
+                <w:szCs w:val="16"/>
+              </w:rPr>
+              <w:t xml:space="preserve">0.4</w:t>
+            </w:r>
+          </w:p>
+        </w:tc>
+        <w:tc>
+          <w:tcPr>
             <w:tcW w:w="1100" w:type="dxa"/>
             <w:vAlign w:val="center"/>
           </w:tcPr>
@@ -2212,48 +2254,6 @@
                 <w:sz w:val="16"/>
                 <w:szCs w:val="16"/>
               </w:rPr>
-              <w:t xml:space="preserve">HILL</w:t>
-            </w:r>
-          </w:p>
-        </w:tc>
-        <w:tc>
-          <w:tcPr>
-            <w:tcW w:w="400" w:type="dxa"/>
-            <w:vAlign w:val="center"/>
-          </w:tcPr>
-          <w:p>
-            <w:pPr>
-              <w:keepNext/>
-              <w:spacing w:before="10" w:after="10" w:line="216" w:lineRule="auto"/>
-              <w:ind w:firstLine="0"/>
-              <w:jc w:val="center"/>
-            </w:pPr>
-            <w:r>
-              <w:rPr>
-                <w:sz w:val="16"/>
-                <w:szCs w:val="16"/>
-              </w:rPr>
-              <w:t xml:space="preserve">0.4</w:t>
-            </w:r>
-          </w:p>
-        </w:tc>
-        <w:tc>
-          <w:tcPr>
-            <w:tcW w:w="1150" w:type="dxa"/>
-            <w:vAlign w:val="center"/>
-          </w:tcPr>
-          <w:p>
-            <w:pPr>
-              <w:keepNext/>
-              <w:spacing w:before="10" w:after="10" w:line="216" w:lineRule="auto"/>
-              <w:ind w:firstLine="0"/>
-              <w:jc w:val="center"/>
-            </w:pPr>
-            <w:r>
-              <w:rPr>
-                <w:sz w:val="16"/>
-                <w:szCs w:val="16"/>
-              </w:rPr>
               <w:t xml:space="preserve">0.551 ± 0.004</w:t>
             </w:r>
           </w:p>
@@ -2323,7 +2323,7 @@
         </w:tc>
         <w:tc>
           <w:tcPr>
-            <w:tcW w:w="728" w:type="dxa"/>
+            <w:tcW w:w="878" w:type="dxa"/>
             <w:vAlign w:val="center"/>
           </w:tcPr>
           <w:p>
@@ -2377,6 +2377,41 @@
         </w:tc>
         <w:tc>
           <w:tcPr>
+            <w:tcW w:w="1000" w:type="dxa"/>
+            <w:vAlign w:val="center"/>
+          </w:tcPr>
+          <w:p>
+            <w:pPr>
+              <w:keepNext/>
+              <w:spacing w:before="10" w:after="10" w:line="216" w:lineRule="auto"/>
+              <w:ind w:firstLine="0"/>
+              <w:jc w:val="center"/>
+            </w:pPr>
+          </w:p>
+        </w:tc>
+        <w:tc>
+          <w:tcPr>
+            <w:tcW w:w="400" w:type="dxa"/>
+            <w:vAlign w:val="center"/>
+          </w:tcPr>
+          <w:p>
+            <w:pPr>
+              <w:keepNext/>
+              <w:spacing w:before="10" w:after="10" w:line="216" w:lineRule="auto"/>
+              <w:ind w:firstLine="0"/>
+              <w:jc w:val="center"/>
+            </w:pPr>
+            <w:r>
+              <w:rPr>
+                <w:sz w:val="16"/>
+                <w:szCs w:val="16"/>
+              </w:rPr>
+              <w:t xml:space="preserve">0.1</w:t>
+            </w:r>
+          </w:p>
+        </w:tc>
+        <w:tc>
+          <w:tcPr>
             <w:tcW w:w="1100" w:type="dxa"/>
             <w:vAlign w:val="center"/>
           </w:tcPr>
@@ -2387,41 +2422,6 @@
               <w:ind w:firstLine="0"/>
               <w:jc w:val="center"/>
             </w:pPr>
-          </w:p>
-        </w:tc>
-        <w:tc>
-          <w:tcPr>
-            <w:tcW w:w="400" w:type="dxa"/>
-            <w:vAlign w:val="center"/>
-          </w:tcPr>
-          <w:p>
-            <w:pPr>
-              <w:keepNext/>
-              <w:spacing w:before="10" w:after="10" w:line="216" w:lineRule="auto"/>
-              <w:ind w:firstLine="0"/>
-              <w:jc w:val="center"/>
-            </w:pPr>
-            <w:r>
-              <w:rPr>
-                <w:sz w:val="16"/>
-                <w:szCs w:val="16"/>
-              </w:rPr>
-              <w:t xml:space="preserve">0.1</w:t>
-            </w:r>
-          </w:p>
-        </w:tc>
-        <w:tc>
-          <w:tcPr>
-            <w:tcW w:w="1150" w:type="dxa"/>
-            <w:vAlign w:val="center"/>
-          </w:tcPr>
-          <w:p>
-            <w:pPr>
-              <w:keepNext/>
-              <w:spacing w:before="10" w:after="10" w:line="216" w:lineRule="auto"/>
-              <w:ind w:firstLine="0"/>
-              <w:jc w:val="center"/>
-            </w:pPr>
             <w:r>
               <w:rPr>
                 <w:sz w:val="16"/>
@@ -2496,7 +2496,7 @@
         </w:tc>
         <w:tc>
           <w:tcPr>
-            <w:tcW w:w="728" w:type="dxa"/>
+            <w:tcW w:w="878" w:type="dxa"/>
             <w:vAlign w:val="center"/>
           </w:tcPr>
           <w:p>
@@ -2563,6 +2563,54 @@
         </w:tc>
         <w:tc>
           <w:tcPr>
+            <w:tcW w:w="1000" w:type="dxa"/>
+            <w:tcBorders>
+              <w:top w:val="single" w:sz="4" w:space="0" w:color="000000"/>
+            </w:tcBorders>
+            <w:vAlign w:val="center"/>
+          </w:tcPr>
+          <w:p>
+            <w:pPr>
+              <w:keepNext/>
+              <w:spacing w:before="10" w:after="10" w:line="216" w:lineRule="auto"/>
+              <w:ind w:firstLine="0"/>
+              <w:jc w:val="center"/>
+            </w:pPr>
+            <w:r>
+              <w:rPr>
+                <w:sz w:val="16"/>
+                <w:szCs w:val="16"/>
+              </w:rPr>
+              <w:t xml:space="preserve">WOW</w:t>
+            </w:r>
+          </w:p>
+        </w:tc>
+        <w:tc>
+          <w:tcPr>
+            <w:tcW w:w="400" w:type="dxa"/>
+            <w:tcBorders>
+              <w:top w:val="single" w:sz="4" w:space="0" w:color="000000"/>
+            </w:tcBorders>
+            <w:vAlign w:val="center"/>
+          </w:tcPr>
+          <w:p>
+            <w:pPr>
+              <w:keepNext/>
+              <w:spacing w:before="10" w:after="10" w:line="216" w:lineRule="auto"/>
+              <w:ind w:firstLine="0"/>
+              <w:jc w:val="center"/>
+            </w:pPr>
+            <w:r>
+              <w:rPr>
+                <w:sz w:val="16"/>
+                <w:szCs w:val="16"/>
+              </w:rPr>
+              <w:t xml:space="preserve">0.4</w:t>
+            </w:r>
+          </w:p>
+        </w:tc>
+        <w:tc>
+          <w:tcPr>
             <w:tcW w:w="1100" w:type="dxa"/>
             <w:tcBorders>
               <w:top w:val="single" w:sz="4" w:space="0" w:color="000000"/>
@@ -2581,54 +2629,6 @@
                 <w:sz w:val="16"/>
                 <w:szCs w:val="16"/>
               </w:rPr>
-              <w:t xml:space="preserve">WOW</w:t>
-            </w:r>
-          </w:p>
-        </w:tc>
-        <w:tc>
-          <w:tcPr>
-            <w:tcW w:w="400" w:type="dxa"/>
-            <w:tcBorders>
-              <w:top w:val="single" w:sz="4" w:space="0" w:color="000000"/>
-            </w:tcBorders>
-            <w:vAlign w:val="center"/>
-          </w:tcPr>
-          <w:p>
-            <w:pPr>
-              <w:keepNext/>
-              <w:spacing w:before="10" w:after="10" w:line="216" w:lineRule="auto"/>
-              <w:ind w:firstLine="0"/>
-              <w:jc w:val="center"/>
-            </w:pPr>
-            <w:r>
-              <w:rPr>
-                <w:sz w:val="16"/>
-                <w:szCs w:val="16"/>
-              </w:rPr>
-              <w:t xml:space="preserve">0.4</w:t>
-            </w:r>
-          </w:p>
-        </w:tc>
-        <w:tc>
-          <w:tcPr>
-            <w:tcW w:w="1150" w:type="dxa"/>
-            <w:tcBorders>
-              <w:top w:val="single" w:sz="4" w:space="0" w:color="000000"/>
-            </w:tcBorders>
-            <w:vAlign w:val="center"/>
-          </w:tcPr>
-          <w:p>
-            <w:pPr>
-              <w:keepNext/>
-              <w:spacing w:before="10" w:after="10" w:line="216" w:lineRule="auto"/>
-              <w:ind w:firstLine="0"/>
-              <w:jc w:val="center"/>
-            </w:pPr>
-            <w:r>
-              <w:rPr>
-                <w:sz w:val="16"/>
-                <w:szCs w:val="16"/>
-              </w:rPr>
               <w:t xml:space="preserve">0.523 ± 0.002</w:t>
             </w:r>
           </w:p>
@@ -2707,7 +2707,7 @@
         </w:tc>
         <w:tc>
           <w:tcPr>
-            <w:tcW w:w="728" w:type="dxa"/>
+            <w:tcW w:w="878" w:type="dxa"/>
             <w:tcBorders>
               <w:top w:val="single" w:sz="4" w:space="0" w:color="000000"/>
             </w:tcBorders>
@@ -2764,6 +2764,41 @@
         </w:tc>
         <w:tc>
           <w:tcPr>
+            <w:tcW w:w="1000" w:type="dxa"/>
+            <w:vAlign w:val="center"/>
+          </w:tcPr>
+          <w:p>
+            <w:pPr>
+              <w:keepNext/>
+              <w:spacing w:before="10" w:after="10" w:line="216" w:lineRule="auto"/>
+              <w:ind w:firstLine="0"/>
+              <w:jc w:val="center"/>
+            </w:pPr>
+          </w:p>
+        </w:tc>
+        <w:tc>
+          <w:tcPr>
+            <w:tcW w:w="400" w:type="dxa"/>
+            <w:vAlign w:val="center"/>
+          </w:tcPr>
+          <w:p>
+            <w:pPr>
+              <w:keepNext/>
+              <w:spacing w:before="10" w:after="10" w:line="216" w:lineRule="auto"/>
+              <w:ind w:firstLine="0"/>
+              <w:jc w:val="center"/>
+            </w:pPr>
+            <w:r>
+              <w:rPr>
+                <w:sz w:val="16"/>
+                <w:szCs w:val="16"/>
+              </w:rPr>
+              <w:t xml:space="preserve">0.1</w:t>
+            </w:r>
+          </w:p>
+        </w:tc>
+        <w:tc>
+          <w:tcPr>
             <w:tcW w:w="1100" w:type="dxa"/>
             <w:vAlign w:val="center"/>
           </w:tcPr>
@@ -2774,41 +2809,6 @@
               <w:ind w:firstLine="0"/>
               <w:jc w:val="center"/>
             </w:pPr>
-          </w:p>
-        </w:tc>
-        <w:tc>
-          <w:tcPr>
-            <w:tcW w:w="400" w:type="dxa"/>
-            <w:vAlign w:val="center"/>
-          </w:tcPr>
-          <w:p>
-            <w:pPr>
-              <w:keepNext/>
-              <w:spacing w:before="10" w:after="10" w:line="216" w:lineRule="auto"/>
-              <w:ind w:firstLine="0"/>
-              <w:jc w:val="center"/>
-            </w:pPr>
-            <w:r>
-              <w:rPr>
-                <w:sz w:val="16"/>
-                <w:szCs w:val="16"/>
-              </w:rPr>
-              <w:t xml:space="preserve">0.1</w:t>
-            </w:r>
-          </w:p>
-        </w:tc>
-        <w:tc>
-          <w:tcPr>
-            <w:tcW w:w="1150" w:type="dxa"/>
-            <w:vAlign w:val="center"/>
-          </w:tcPr>
-          <w:p>
-            <w:pPr>
-              <w:keepNext/>
-              <w:spacing w:before="10" w:after="10" w:line="216" w:lineRule="auto"/>
-              <w:ind w:firstLine="0"/>
-              <w:jc w:val="center"/>
-            </w:pPr>
             <w:r>
               <w:rPr>
                 <w:sz w:val="16"/>
@@ -2883,7 +2883,7 @@
         </w:tc>
         <w:tc>
           <w:tcPr>
-            <w:tcW w:w="728" w:type="dxa"/>
+            <w:tcW w:w="878" w:type="dxa"/>
             <w:vAlign w:val="center"/>
           </w:tcPr>
           <w:p>
@@ -2937,6 +2937,48 @@
         </w:tc>
         <w:tc>
           <w:tcPr>
+            <w:tcW w:w="1000" w:type="dxa"/>
+            <w:vAlign w:val="center"/>
+          </w:tcPr>
+          <w:p>
+            <w:pPr>
+              <w:keepNext/>
+              <w:spacing w:before="10" w:after="10" w:line="216" w:lineRule="auto"/>
+              <w:ind w:firstLine="0"/>
+              <w:jc w:val="center"/>
+            </w:pPr>
+            <w:r>
+              <w:rPr>
+                <w:sz w:val="16"/>
+                <w:szCs w:val="16"/>
+              </w:rPr>
+              <w:t xml:space="preserve">S-UNIWARD</w:t>
+            </w:r>
+          </w:p>
+        </w:tc>
+        <w:tc>
+          <w:tcPr>
+            <w:tcW w:w="400" w:type="dxa"/>
+            <w:vAlign w:val="center"/>
+          </w:tcPr>
+          <w:p>
+            <w:pPr>
+              <w:keepNext/>
+              <w:spacing w:before="10" w:after="10" w:line="216" w:lineRule="auto"/>
+              <w:ind w:firstLine="0"/>
+              <w:jc w:val="center"/>
+            </w:pPr>
+            <w:r>
+              <w:rPr>
+                <w:sz w:val="16"/>
+                <w:szCs w:val="16"/>
+              </w:rPr>
+              <w:t xml:space="preserve">0.4</w:t>
+            </w:r>
+          </w:p>
+        </w:tc>
+        <w:tc>
+          <w:tcPr>
             <w:tcW w:w="1100" w:type="dxa"/>
             <w:vAlign w:val="center"/>
           </w:tcPr>
@@ -2952,48 +2994,6 @@
                 <w:sz w:val="16"/>
                 <w:szCs w:val="16"/>
               </w:rPr>
-              <w:t xml:space="preserve">S-UNIWARD</w:t>
-            </w:r>
-          </w:p>
-        </w:tc>
-        <w:tc>
-          <w:tcPr>
-            <w:tcW w:w="400" w:type="dxa"/>
-            <w:vAlign w:val="center"/>
-          </w:tcPr>
-          <w:p>
-            <w:pPr>
-              <w:keepNext/>
-              <w:spacing w:before="10" w:after="10" w:line="216" w:lineRule="auto"/>
-              <w:ind w:firstLine="0"/>
-              <w:jc w:val="center"/>
-            </w:pPr>
-            <w:r>
-              <w:rPr>
-                <w:sz w:val="16"/>
-                <w:szCs w:val="16"/>
-              </w:rPr>
-              <w:t xml:space="preserve">0.4</w:t>
-            </w:r>
-          </w:p>
-        </w:tc>
-        <w:tc>
-          <w:tcPr>
-            <w:tcW w:w="1150" w:type="dxa"/>
-            <w:vAlign w:val="center"/>
-          </w:tcPr>
-          <w:p>
-            <w:pPr>
-              <w:keepNext/>
-              <w:spacing w:before="10" w:after="10" w:line="216" w:lineRule="auto"/>
-              <w:ind w:firstLine="0"/>
-              <w:jc w:val="center"/>
-            </w:pPr>
-            <w:r>
-              <w:rPr>
-                <w:sz w:val="16"/>
-                <w:szCs w:val="16"/>
-              </w:rPr>
               <w:t xml:space="preserve">0.555 ± 0.016</w:t>
             </w:r>
           </w:p>
@@ -3063,7 +3063,7 @@
         </w:tc>
         <w:tc>
           <w:tcPr>
-            <w:tcW w:w="728" w:type="dxa"/>
+            <w:tcW w:w="878" w:type="dxa"/>
             <w:vAlign w:val="center"/>
           </w:tcPr>
           <w:p>
@@ -3117,6 +3117,41 @@
         </w:tc>
         <w:tc>
           <w:tcPr>
+            <w:tcW w:w="1000" w:type="dxa"/>
+            <w:vAlign w:val="center"/>
+          </w:tcPr>
+          <w:p>
+            <w:pPr>
+              <w:keepNext/>
+              <w:spacing w:before="10" w:after="10" w:line="216" w:lineRule="auto"/>
+              <w:ind w:firstLine="0"/>
+              <w:jc w:val="center"/>
+            </w:pPr>
+          </w:p>
+        </w:tc>
+        <w:tc>
+          <w:tcPr>
+            <w:tcW w:w="400" w:type="dxa"/>
+            <w:vAlign w:val="center"/>
+          </w:tcPr>
+          <w:p>
+            <w:pPr>
+              <w:keepNext/>
+              <w:spacing w:before="10" w:after="10" w:line="216" w:lineRule="auto"/>
+              <w:ind w:firstLine="0"/>
+              <w:jc w:val="center"/>
+            </w:pPr>
+            <w:r>
+              <w:rPr>
+                <w:sz w:val="16"/>
+                <w:szCs w:val="16"/>
+              </w:rPr>
+              <w:t xml:space="preserve">0.1</w:t>
+            </w:r>
+          </w:p>
+        </w:tc>
+        <w:tc>
+          <w:tcPr>
             <w:tcW w:w="1100" w:type="dxa"/>
             <w:vAlign w:val="center"/>
           </w:tcPr>
@@ -3127,41 +3162,6 @@
               <w:ind w:firstLine="0"/>
               <w:jc w:val="center"/>
             </w:pPr>
-          </w:p>
-        </w:tc>
-        <w:tc>
-          <w:tcPr>
-            <w:tcW w:w="400" w:type="dxa"/>
-            <w:vAlign w:val="center"/>
-          </w:tcPr>
-          <w:p>
-            <w:pPr>
-              <w:keepNext/>
-              <w:spacing w:before="10" w:after="10" w:line="216" w:lineRule="auto"/>
-              <w:ind w:firstLine="0"/>
-              <w:jc w:val="center"/>
-            </w:pPr>
-            <w:r>
-              <w:rPr>
-                <w:sz w:val="16"/>
-                <w:szCs w:val="16"/>
-              </w:rPr>
-              <w:t xml:space="preserve">0.1</w:t>
-            </w:r>
-          </w:p>
-        </w:tc>
-        <w:tc>
-          <w:tcPr>
-            <w:tcW w:w="1150" w:type="dxa"/>
-            <w:vAlign w:val="center"/>
-          </w:tcPr>
-          <w:p>
-            <w:pPr>
-              <w:keepNext/>
-              <w:spacing w:before="10" w:after="10" w:line="216" w:lineRule="auto"/>
-              <w:ind w:firstLine="0"/>
-              <w:jc w:val="center"/>
-            </w:pPr>
             <w:r>
               <w:rPr>
                 <w:sz w:val="16"/>
@@ -3236,7 +3236,7 @@
         </w:tc>
         <w:tc>
           <w:tcPr>
-            <w:tcW w:w="728" w:type="dxa"/>
+            <w:tcW w:w="878" w:type="dxa"/>
             <w:vAlign w:val="center"/>
           </w:tcPr>
           <w:p>
@@ -3290,6 +3290,48 @@
         </w:tc>
         <w:tc>
           <w:tcPr>
+            <w:tcW w:w="1000" w:type="dxa"/>
+            <w:vAlign w:val="center"/>
+          </w:tcPr>
+          <w:p>
+            <w:pPr>
+              <w:keepNext/>
+              <w:spacing w:before="10" w:after="10" w:line="216" w:lineRule="auto"/>
+              <w:ind w:firstLine="0"/>
+              <w:jc w:val="center"/>
+            </w:pPr>
+            <w:r>
+              <w:rPr>
+                <w:sz w:val="16"/>
+                <w:szCs w:val="16"/>
+              </w:rPr>
+              <w:t xml:space="preserve">HILL</w:t>
+            </w:r>
+          </w:p>
+        </w:tc>
+        <w:tc>
+          <w:tcPr>
+            <w:tcW w:w="400" w:type="dxa"/>
+            <w:vAlign w:val="center"/>
+          </w:tcPr>
+          <w:p>
+            <w:pPr>
+              <w:keepNext/>
+              <w:spacing w:before="10" w:after="10" w:line="216" w:lineRule="auto"/>
+              <w:ind w:firstLine="0"/>
+              <w:jc w:val="center"/>
+            </w:pPr>
+            <w:r>
+              <w:rPr>
+                <w:sz w:val="16"/>
+                <w:szCs w:val="16"/>
+              </w:rPr>
+              <w:t xml:space="preserve">0.4</w:t>
+            </w:r>
+          </w:p>
+        </w:tc>
+        <w:tc>
+          <w:tcPr>
             <w:tcW w:w="1100" w:type="dxa"/>
             <w:vAlign w:val="center"/>
           </w:tcPr>
@@ -3305,48 +3347,6 @@
                 <w:sz w:val="16"/>
                 <w:szCs w:val="16"/>
               </w:rPr>
-              <w:t xml:space="preserve">HILL</w:t>
-            </w:r>
-          </w:p>
-        </w:tc>
-        <w:tc>
-          <w:tcPr>
-            <w:tcW w:w="400" w:type="dxa"/>
-            <w:vAlign w:val="center"/>
-          </w:tcPr>
-          <w:p>
-            <w:pPr>
-              <w:keepNext/>
-              <w:spacing w:before="10" w:after="10" w:line="216" w:lineRule="auto"/>
-              <w:ind w:firstLine="0"/>
-              <w:jc w:val="center"/>
-            </w:pPr>
-            <w:r>
-              <w:rPr>
-                <w:sz w:val="16"/>
-                <w:szCs w:val="16"/>
-              </w:rPr>
-              <w:t xml:space="preserve">0.4</w:t>
-            </w:r>
-          </w:p>
-        </w:tc>
-        <w:tc>
-          <w:tcPr>
-            <w:tcW w:w="1150" w:type="dxa"/>
-            <w:vAlign w:val="center"/>
-          </w:tcPr>
-          <w:p>
-            <w:pPr>
-              <w:keepNext/>
-              <w:spacing w:before="10" w:after="10" w:line="216" w:lineRule="auto"/>
-              <w:ind w:firstLine="0"/>
-              <w:jc w:val="center"/>
-            </w:pPr>
-            <w:r>
-              <w:rPr>
-                <w:sz w:val="16"/>
-                <w:szCs w:val="16"/>
-              </w:rPr>
               <w:t xml:space="preserve">0.546 ± 0.012</w:t>
             </w:r>
           </w:p>
@@ -3416,7 +3416,7 @@
         </w:tc>
         <w:tc>
           <w:tcPr>
-            <w:tcW w:w="728" w:type="dxa"/>
+            <w:tcW w:w="878" w:type="dxa"/>
             <w:vAlign w:val="center"/>
           </w:tcPr>
           <w:p>
@@ -3470,6 +3470,41 @@
         </w:tc>
         <w:tc>
           <w:tcPr>
+            <w:tcW w:w="1000" w:type="dxa"/>
+            <w:vAlign w:val="center"/>
+          </w:tcPr>
+          <w:p>
+            <w:pPr>
+              <w:keepNext/>
+              <w:spacing w:before="10" w:after="10" w:line="216" w:lineRule="auto"/>
+              <w:ind w:firstLine="0"/>
+              <w:jc w:val="center"/>
+            </w:pPr>
+          </w:p>
+        </w:tc>
+        <w:tc>
+          <w:tcPr>
+            <w:tcW w:w="400" w:type="dxa"/>
+            <w:vAlign w:val="center"/>
+          </w:tcPr>
+          <w:p>
+            <w:pPr>
+              <w:keepNext/>
+              <w:spacing w:before="10" w:after="10" w:line="216" w:lineRule="auto"/>
+              <w:ind w:firstLine="0"/>
+              <w:jc w:val="center"/>
+            </w:pPr>
+            <w:r>
+              <w:rPr>
+                <w:sz w:val="16"/>
+                <w:szCs w:val="16"/>
+              </w:rPr>
+              <w:t xml:space="preserve">0.1</w:t>
+            </w:r>
+          </w:p>
+        </w:tc>
+        <w:tc>
+          <w:tcPr>
             <w:tcW w:w="1100" w:type="dxa"/>
             <w:vAlign w:val="center"/>
           </w:tcPr>
@@ -3480,41 +3515,6 @@
               <w:ind w:firstLine="0"/>
               <w:jc w:val="center"/>
             </w:pPr>
-          </w:p>
-        </w:tc>
-        <w:tc>
-          <w:tcPr>
-            <w:tcW w:w="400" w:type="dxa"/>
-            <w:vAlign w:val="center"/>
-          </w:tcPr>
-          <w:p>
-            <w:pPr>
-              <w:keepNext/>
-              <w:spacing w:before="10" w:after="10" w:line="216" w:lineRule="auto"/>
-              <w:ind w:firstLine="0"/>
-              <w:jc w:val="center"/>
-            </w:pPr>
-            <w:r>
-              <w:rPr>
-                <w:sz w:val="16"/>
-                <w:szCs w:val="16"/>
-              </w:rPr>
-              <w:t xml:space="preserve">0.1</w:t>
-            </w:r>
-          </w:p>
-        </w:tc>
-        <w:tc>
-          <w:tcPr>
-            <w:tcW w:w="1150" w:type="dxa"/>
-            <w:vAlign w:val="center"/>
-          </w:tcPr>
-          <w:p>
-            <w:pPr>
-              <w:keepNext/>
-              <w:spacing w:before="10" w:after="10" w:line="216" w:lineRule="auto"/>
-              <w:ind w:firstLine="0"/>
-              <w:jc w:val="center"/>
-            </w:pPr>
             <w:r>
               <w:rPr>
                 <w:sz w:val="16"/>
@@ -3589,7 +3589,7 @@
         </w:tc>
         <w:tc>
           <w:tcPr>
-            <w:tcW w:w="728" w:type="dxa"/>
+            <w:tcW w:w="878" w:type="dxa"/>
             <w:vAlign w:val="center"/>
           </w:tcPr>
           <w:p>
@@ -3663,6 +3663,54 @@
         </w:tc>
         <w:tc>
           <w:tcPr>
+            <w:tcW w:w="1000" w:type="dxa"/>
+            <w:tcBorders>
+              <w:top w:val="single" w:sz="4" w:space="0" w:color="000000"/>
+            </w:tcBorders>
+            <w:vAlign w:val="center"/>
+          </w:tcPr>
+          <w:p>
+            <w:pPr>
+              <w:keepNext/>
+              <w:spacing w:before="10" w:after="10" w:line="216" w:lineRule="auto"/>
+              <w:ind w:firstLine="0"/>
+              <w:jc w:val="center"/>
+            </w:pPr>
+            <w:r>
+              <w:rPr>
+                <w:sz w:val="16"/>
+                <w:szCs w:val="16"/>
+              </w:rPr>
+              <w:t xml:space="preserve">WOW</w:t>
+            </w:r>
+          </w:p>
+        </w:tc>
+        <w:tc>
+          <w:tcPr>
+            <w:tcW w:w="400" w:type="dxa"/>
+            <w:tcBorders>
+              <w:top w:val="single" w:sz="4" w:space="0" w:color="000000"/>
+            </w:tcBorders>
+            <w:vAlign w:val="center"/>
+          </w:tcPr>
+          <w:p>
+            <w:pPr>
+              <w:keepNext/>
+              <w:spacing w:before="10" w:after="10" w:line="216" w:lineRule="auto"/>
+              <w:ind w:firstLine="0"/>
+              <w:jc w:val="center"/>
+            </w:pPr>
+            <w:r>
+              <w:rPr>
+                <w:sz w:val="16"/>
+                <w:szCs w:val="16"/>
+              </w:rPr>
+              <w:t xml:space="preserve">0.4</w:t>
+            </w:r>
+          </w:p>
+        </w:tc>
+        <w:tc>
+          <w:tcPr>
             <w:tcW w:w="1100" w:type="dxa"/>
             <w:tcBorders>
               <w:top w:val="single" w:sz="4" w:space="0" w:color="000000"/>
@@ -3681,54 +3729,6 @@
                 <w:sz w:val="16"/>
                 <w:szCs w:val="16"/>
               </w:rPr>
-              <w:t xml:space="preserve">WOW</w:t>
-            </w:r>
-          </w:p>
-        </w:tc>
-        <w:tc>
-          <w:tcPr>
-            <w:tcW w:w="400" w:type="dxa"/>
-            <w:tcBorders>
-              <w:top w:val="single" w:sz="4" w:space="0" w:color="000000"/>
-            </w:tcBorders>
-            <w:vAlign w:val="center"/>
-          </w:tcPr>
-          <w:p>
-            <w:pPr>
-              <w:keepNext/>
-              <w:spacing w:before="10" w:after="10" w:line="216" w:lineRule="auto"/>
-              <w:ind w:firstLine="0"/>
-              <w:jc w:val="center"/>
-            </w:pPr>
-            <w:r>
-              <w:rPr>
-                <w:sz w:val="16"/>
-                <w:szCs w:val="16"/>
-              </w:rPr>
-              <w:t xml:space="preserve">0.4</w:t>
-            </w:r>
-          </w:p>
-        </w:tc>
-        <w:tc>
-          <w:tcPr>
-            <w:tcW w:w="1150" w:type="dxa"/>
-            <w:tcBorders>
-              <w:top w:val="single" w:sz="4" w:space="0" w:color="000000"/>
-            </w:tcBorders>
-            <w:vAlign w:val="center"/>
-          </w:tcPr>
-          <w:p>
-            <w:pPr>
-              <w:keepNext/>
-              <w:spacing w:before="10" w:after="10" w:line="216" w:lineRule="auto"/>
-              <w:ind w:firstLine="0"/>
-              <w:jc w:val="center"/>
-            </w:pPr>
-            <w:r>
-              <w:rPr>
-                <w:sz w:val="16"/>
-                <w:szCs w:val="16"/>
-              </w:rPr>
               <w:t xml:space="preserve">0.714 ± 0.026</w:t>
             </w:r>
           </w:p>
@@ -3807,7 +3807,7 @@
         </w:tc>
         <w:tc>
           <w:tcPr>
-            <w:tcW w:w="728" w:type="dxa"/>
+            <w:tcW w:w="878" w:type="dxa"/>
             <w:tcBorders>
               <w:top w:val="single" w:sz="4" w:space="0" w:color="000000"/>
             </w:tcBorders>
@@ -3864,6 +3864,41 @@
         </w:tc>
         <w:tc>
           <w:tcPr>
+            <w:tcW w:w="1000" w:type="dxa"/>
+            <w:vAlign w:val="center"/>
+          </w:tcPr>
+          <w:p>
+            <w:pPr>
+              <w:keepNext/>
+              <w:spacing w:before="10" w:after="10" w:line="216" w:lineRule="auto"/>
+              <w:ind w:firstLine="0"/>
+              <w:jc w:val="center"/>
+            </w:pPr>
+          </w:p>
+        </w:tc>
+        <w:tc>
+          <w:tcPr>
+            <w:tcW w:w="400" w:type="dxa"/>
+            <w:vAlign w:val="center"/>
+          </w:tcPr>
+          <w:p>
+            <w:pPr>
+              <w:keepNext/>
+              <w:spacing w:before="10" w:after="10" w:line="216" w:lineRule="auto"/>
+              <w:ind w:firstLine="0"/>
+              <w:jc w:val="center"/>
+            </w:pPr>
+            <w:r>
+              <w:rPr>
+                <w:sz w:val="16"/>
+                <w:szCs w:val="16"/>
+              </w:rPr>
+              <w:t xml:space="preserve">0.1</w:t>
+            </w:r>
+          </w:p>
+        </w:tc>
+        <w:tc>
+          <w:tcPr>
             <w:tcW w:w="1100" w:type="dxa"/>
             <w:vAlign w:val="center"/>
           </w:tcPr>
@@ -3874,41 +3909,6 @@
               <w:ind w:firstLine="0"/>
               <w:jc w:val="center"/>
             </w:pPr>
-          </w:p>
-        </w:tc>
-        <w:tc>
-          <w:tcPr>
-            <w:tcW w:w="400" w:type="dxa"/>
-            <w:vAlign w:val="center"/>
-          </w:tcPr>
-          <w:p>
-            <w:pPr>
-              <w:keepNext/>
-              <w:spacing w:before="10" w:after="10" w:line="216" w:lineRule="auto"/>
-              <w:ind w:firstLine="0"/>
-              <w:jc w:val="center"/>
-            </w:pPr>
-            <w:r>
-              <w:rPr>
-                <w:sz w:val="16"/>
-                <w:szCs w:val="16"/>
-              </w:rPr>
-              <w:t xml:space="preserve">0.1</w:t>
-            </w:r>
-          </w:p>
-        </w:tc>
-        <w:tc>
-          <w:tcPr>
-            <w:tcW w:w="1150" w:type="dxa"/>
-            <w:vAlign w:val="center"/>
-          </w:tcPr>
-          <w:p>
-            <w:pPr>
-              <w:keepNext/>
-              <w:spacing w:before="10" w:after="10" w:line="216" w:lineRule="auto"/>
-              <w:ind w:firstLine="0"/>
-              <w:jc w:val="center"/>
-            </w:pPr>
             <w:r>
               <w:rPr>
                 <w:sz w:val="16"/>
@@ -3983,7 +3983,7 @@
         </w:tc>
         <w:tc>
           <w:tcPr>
-            <w:tcW w:w="728" w:type="dxa"/>
+            <w:tcW w:w="878" w:type="dxa"/>
             <w:vAlign w:val="center"/>
           </w:tcPr>
           <w:p>
@@ -4037,6 +4037,48 @@
         </w:tc>
         <w:tc>
           <w:tcPr>
+            <w:tcW w:w="1000" w:type="dxa"/>
+            <w:vAlign w:val="center"/>
+          </w:tcPr>
+          <w:p>
+            <w:pPr>
+              <w:keepNext/>
+              <w:spacing w:before="10" w:after="10" w:line="216" w:lineRule="auto"/>
+              <w:ind w:firstLine="0"/>
+              <w:jc w:val="center"/>
+            </w:pPr>
+            <w:r>
+              <w:rPr>
+                <w:sz w:val="16"/>
+                <w:szCs w:val="16"/>
+              </w:rPr>
+              <w:t xml:space="preserve">S-UNIWARD</w:t>
+            </w:r>
+          </w:p>
+        </w:tc>
+        <w:tc>
+          <w:tcPr>
+            <w:tcW w:w="400" w:type="dxa"/>
+            <w:vAlign w:val="center"/>
+          </w:tcPr>
+          <w:p>
+            <w:pPr>
+              <w:keepNext/>
+              <w:spacing w:before="10" w:after="10" w:line="216" w:lineRule="auto"/>
+              <w:ind w:firstLine="0"/>
+              <w:jc w:val="center"/>
+            </w:pPr>
+            <w:r>
+              <w:rPr>
+                <w:sz w:val="16"/>
+                <w:szCs w:val="16"/>
+              </w:rPr>
+              <w:t xml:space="preserve">0.4</w:t>
+            </w:r>
+          </w:p>
+        </w:tc>
+        <w:tc>
+          <w:tcPr>
             <w:tcW w:w="1100" w:type="dxa"/>
             <w:vAlign w:val="center"/>
           </w:tcPr>
@@ -4052,48 +4094,6 @@
                 <w:sz w:val="16"/>
                 <w:szCs w:val="16"/>
               </w:rPr>
-              <w:t xml:space="preserve">S-UNIWARD</w:t>
-            </w:r>
-          </w:p>
-        </w:tc>
-        <w:tc>
-          <w:tcPr>
-            <w:tcW w:w="400" w:type="dxa"/>
-            <w:vAlign w:val="center"/>
-          </w:tcPr>
-          <w:p>
-            <w:pPr>
-              <w:keepNext/>
-              <w:spacing w:before="10" w:after="10" w:line="216" w:lineRule="auto"/>
-              <w:ind w:firstLine="0"/>
-              <w:jc w:val="center"/>
-            </w:pPr>
-            <w:r>
-              <w:rPr>
-                <w:sz w:val="16"/>
-                <w:szCs w:val="16"/>
-              </w:rPr>
-              <w:t xml:space="preserve">0.4</w:t>
-            </w:r>
-          </w:p>
-        </w:tc>
-        <w:tc>
-          <w:tcPr>
-            <w:tcW w:w="1150" w:type="dxa"/>
-            <w:vAlign w:val="center"/>
-          </w:tcPr>
-          <w:p>
-            <w:pPr>
-              <w:keepNext/>
-              <w:spacing w:before="10" w:after="10" w:line="216" w:lineRule="auto"/>
-              <w:ind w:firstLine="0"/>
-              <w:jc w:val="center"/>
-            </w:pPr>
-            <w:r>
-              <w:rPr>
-                <w:sz w:val="16"/>
-                <w:szCs w:val="16"/>
-              </w:rPr>
               <w:t xml:space="preserve">0.689 ± 0.008</w:t>
             </w:r>
           </w:p>
@@ -4163,7 +4163,7 @@
         </w:tc>
         <w:tc>
           <w:tcPr>
-            <w:tcW w:w="728" w:type="dxa"/>
+            <w:tcW w:w="878" w:type="dxa"/>
             <w:vAlign w:val="center"/>
           </w:tcPr>
           <w:p>
@@ -4217,6 +4217,41 @@
         </w:tc>
         <w:tc>
           <w:tcPr>
+            <w:tcW w:w="1000" w:type="dxa"/>
+            <w:vAlign w:val="center"/>
+          </w:tcPr>
+          <w:p>
+            <w:pPr>
+              <w:keepNext/>
+              <w:spacing w:before="10" w:after="10" w:line="216" w:lineRule="auto"/>
+              <w:ind w:firstLine="0"/>
+              <w:jc w:val="center"/>
+            </w:pPr>
+          </w:p>
+        </w:tc>
+        <w:tc>
+          <w:tcPr>
+            <w:tcW w:w="400" w:type="dxa"/>
+            <w:vAlign w:val="center"/>
+          </w:tcPr>
+          <w:p>
+            <w:pPr>
+              <w:keepNext/>
+              <w:spacing w:before="10" w:after="10" w:line="216" w:lineRule="auto"/>
+              <w:ind w:firstLine="0"/>
+              <w:jc w:val="center"/>
+            </w:pPr>
+            <w:r>
+              <w:rPr>
+                <w:sz w:val="16"/>
+                <w:szCs w:val="16"/>
+              </w:rPr>
+              <w:t xml:space="preserve">0.1</w:t>
+            </w:r>
+          </w:p>
+        </w:tc>
+        <w:tc>
+          <w:tcPr>
             <w:tcW w:w="1100" w:type="dxa"/>
             <w:vAlign w:val="center"/>
           </w:tcPr>
@@ -4227,41 +4262,6 @@
               <w:ind w:firstLine="0"/>
               <w:jc w:val="center"/>
             </w:pPr>
-          </w:p>
-        </w:tc>
-        <w:tc>
-          <w:tcPr>
-            <w:tcW w:w="400" w:type="dxa"/>
-            <w:vAlign w:val="center"/>
-          </w:tcPr>
-          <w:p>
-            <w:pPr>
-              <w:keepNext/>
-              <w:spacing w:before="10" w:after="10" w:line="216" w:lineRule="auto"/>
-              <w:ind w:firstLine="0"/>
-              <w:jc w:val="center"/>
-            </w:pPr>
-            <w:r>
-              <w:rPr>
-                <w:sz w:val="16"/>
-                <w:szCs w:val="16"/>
-              </w:rPr>
-              <w:t xml:space="preserve">0.1</w:t>
-            </w:r>
-          </w:p>
-        </w:tc>
-        <w:tc>
-          <w:tcPr>
-            <w:tcW w:w="1150" w:type="dxa"/>
-            <w:vAlign w:val="center"/>
-          </w:tcPr>
-          <w:p>
-            <w:pPr>
-              <w:keepNext/>
-              <w:spacing w:before="10" w:after="10" w:line="216" w:lineRule="auto"/>
-              <w:ind w:firstLine="0"/>
-              <w:jc w:val="center"/>
-            </w:pPr>
             <w:r>
               <w:rPr>
                 <w:sz w:val="16"/>
@@ -4336,7 +4336,7 @@
         </w:tc>
         <w:tc>
           <w:tcPr>
-            <w:tcW w:w="728" w:type="dxa"/>
+            <w:tcW w:w="878" w:type="dxa"/>
             <w:vAlign w:val="center"/>
           </w:tcPr>
           <w:p>
@@ -4390,6 +4390,48 @@
         </w:tc>
         <w:tc>
           <w:tcPr>
+            <w:tcW w:w="1000" w:type="dxa"/>
+            <w:vAlign w:val="center"/>
+          </w:tcPr>
+          <w:p>
+            <w:pPr>
+              <w:keepNext/>
+              <w:spacing w:before="10" w:after="10" w:line="216" w:lineRule="auto"/>
+              <w:ind w:firstLine="0"/>
+              <w:jc w:val="center"/>
+            </w:pPr>
+            <w:r>
+              <w:rPr>
+                <w:sz w:val="16"/>
+                <w:szCs w:val="16"/>
+              </w:rPr>
+              <w:t xml:space="preserve">HILL</w:t>
+            </w:r>
+          </w:p>
+        </w:tc>
+        <w:tc>
+          <w:tcPr>
+            <w:tcW w:w="400" w:type="dxa"/>
+            <w:vAlign w:val="center"/>
+          </w:tcPr>
+          <w:p>
+            <w:pPr>
+              <w:keepNext/>
+              <w:spacing w:before="10" w:after="10" w:line="216" w:lineRule="auto"/>
+              <w:ind w:firstLine="0"/>
+              <w:jc w:val="center"/>
+            </w:pPr>
+            <w:r>
+              <w:rPr>
+                <w:sz w:val="16"/>
+                <w:szCs w:val="16"/>
+              </w:rPr>
+              <w:t xml:space="preserve">0.4</w:t>
+            </w:r>
+          </w:p>
+        </w:tc>
+        <w:tc>
+          <w:tcPr>
             <w:tcW w:w="1100" w:type="dxa"/>
             <w:vAlign w:val="center"/>
           </w:tcPr>
@@ -4405,48 +4447,6 @@
                 <w:sz w:val="16"/>
                 <w:szCs w:val="16"/>
               </w:rPr>
-              <w:t xml:space="preserve">HILL</w:t>
-            </w:r>
-          </w:p>
-        </w:tc>
-        <w:tc>
-          <w:tcPr>
-            <w:tcW w:w="400" w:type="dxa"/>
-            <w:vAlign w:val="center"/>
-          </w:tcPr>
-          <w:p>
-            <w:pPr>
-              <w:keepNext/>
-              <w:spacing w:before="10" w:after="10" w:line="216" w:lineRule="auto"/>
-              <w:ind w:firstLine="0"/>
-              <w:jc w:val="center"/>
-            </w:pPr>
-            <w:r>
-              <w:rPr>
-                <w:sz w:val="16"/>
-                <w:szCs w:val="16"/>
-              </w:rPr>
-              <w:t xml:space="preserve">0.4</w:t>
-            </w:r>
-          </w:p>
-        </w:tc>
-        <w:tc>
-          <w:tcPr>
-            <w:tcW w:w="1150" w:type="dxa"/>
-            <w:vAlign w:val="center"/>
-          </w:tcPr>
-          <w:p>
-            <w:pPr>
-              <w:keepNext/>
-              <w:spacing w:before="10" w:after="10" w:line="216" w:lineRule="auto"/>
-              <w:ind w:firstLine="0"/>
-              <w:jc w:val="center"/>
-            </w:pPr>
-            <w:r>
-              <w:rPr>
-                <w:sz w:val="16"/>
-                <w:szCs w:val="16"/>
-              </w:rPr>
               <w:t xml:space="preserve">0.645 ± 0.009</w:t>
             </w:r>
           </w:p>
@@ -4516,7 +4516,7 @@
         </w:tc>
         <w:tc>
           <w:tcPr>
-            <w:tcW w:w="728" w:type="dxa"/>
+            <w:tcW w:w="878" w:type="dxa"/>
             <w:vAlign w:val="center"/>
           </w:tcPr>
           <w:p>
@@ -4570,6 +4570,41 @@
         </w:tc>
         <w:tc>
           <w:tcPr>
+            <w:tcW w:w="1000" w:type="dxa"/>
+            <w:vAlign w:val="center"/>
+          </w:tcPr>
+          <w:p>
+            <w:pPr>
+              <w:keepNext/>
+              <w:spacing w:before="10" w:after="10" w:line="216" w:lineRule="auto"/>
+              <w:ind w:firstLine="0"/>
+              <w:jc w:val="center"/>
+            </w:pPr>
+          </w:p>
+        </w:tc>
+        <w:tc>
+          <w:tcPr>
+            <w:tcW w:w="400" w:type="dxa"/>
+            <w:vAlign w:val="center"/>
+          </w:tcPr>
+          <w:p>
+            <w:pPr>
+              <w:keepNext/>
+              <w:spacing w:before="10" w:after="10" w:line="216" w:lineRule="auto"/>
+              <w:ind w:firstLine="0"/>
+              <w:jc w:val="center"/>
+            </w:pPr>
+            <w:r>
+              <w:rPr>
+                <w:sz w:val="16"/>
+                <w:szCs w:val="16"/>
+              </w:rPr>
+              <w:t xml:space="preserve">0.1</w:t>
+            </w:r>
+          </w:p>
+        </w:tc>
+        <w:tc>
+          <w:tcPr>
             <w:tcW w:w="1100" w:type="dxa"/>
             <w:vAlign w:val="center"/>
           </w:tcPr>
@@ -4580,41 +4615,6 @@
               <w:ind w:firstLine="0"/>
               <w:jc w:val="center"/>
             </w:pPr>
-          </w:p>
-        </w:tc>
-        <w:tc>
-          <w:tcPr>
-            <w:tcW w:w="400" w:type="dxa"/>
-            <w:vAlign w:val="center"/>
-          </w:tcPr>
-          <w:p>
-            <w:pPr>
-              <w:keepNext/>
-              <w:spacing w:before="10" w:after="10" w:line="216" w:lineRule="auto"/>
-              <w:ind w:firstLine="0"/>
-              <w:jc w:val="center"/>
-            </w:pPr>
-            <w:r>
-              <w:rPr>
-                <w:sz w:val="16"/>
-                <w:szCs w:val="16"/>
-              </w:rPr>
-              <w:t xml:space="preserve">0.1</w:t>
-            </w:r>
-          </w:p>
-        </w:tc>
-        <w:tc>
-          <w:tcPr>
-            <w:tcW w:w="1150" w:type="dxa"/>
-            <w:vAlign w:val="center"/>
-          </w:tcPr>
-          <w:p>
-            <w:pPr>
-              <w:keepNext/>
-              <w:spacing w:before="10" w:after="10" w:line="216" w:lineRule="auto"/>
-              <w:ind w:firstLine="0"/>
-              <w:jc w:val="center"/>
-            </w:pPr>
             <w:r>
               <w:rPr>
                 <w:sz w:val="16"/>
@@ -4689,7 +4689,7 @@
         </w:tc>
         <w:tc>
           <w:tcPr>
-            <w:tcW w:w="728" w:type="dxa"/>
+            <w:tcW w:w="878" w:type="dxa"/>
             <w:vAlign w:val="center"/>
           </w:tcPr>
           <w:p>
@@ -4756,6 +4756,54 @@
         </w:tc>
         <w:tc>
           <w:tcPr>
+            <w:tcW w:w="1000" w:type="dxa"/>
+            <w:tcBorders>
+              <w:top w:val="single" w:sz="4" w:space="0" w:color="000000"/>
+            </w:tcBorders>
+            <w:vAlign w:val="center"/>
+          </w:tcPr>
+          <w:p>
+            <w:pPr>
+              <w:keepNext/>
+              <w:spacing w:before="10" w:after="10" w:line="216" w:lineRule="auto"/>
+              <w:ind w:firstLine="0"/>
+              <w:jc w:val="center"/>
+            </w:pPr>
+            <w:r>
+              <w:rPr>
+                <w:sz w:val="16"/>
+                <w:szCs w:val="16"/>
+              </w:rPr>
+              <w:t xml:space="preserve">WOW</w:t>
+            </w:r>
+          </w:p>
+        </w:tc>
+        <w:tc>
+          <w:tcPr>
+            <w:tcW w:w="400" w:type="dxa"/>
+            <w:tcBorders>
+              <w:top w:val="single" w:sz="4" w:space="0" w:color="000000"/>
+            </w:tcBorders>
+            <w:vAlign w:val="center"/>
+          </w:tcPr>
+          <w:p>
+            <w:pPr>
+              <w:keepNext/>
+              <w:spacing w:before="10" w:after="10" w:line="216" w:lineRule="auto"/>
+              <w:ind w:firstLine="0"/>
+              <w:jc w:val="center"/>
+            </w:pPr>
+            <w:r>
+              <w:rPr>
+                <w:sz w:val="16"/>
+                <w:szCs w:val="16"/>
+              </w:rPr>
+              <w:t xml:space="preserve">0.4</w:t>
+            </w:r>
+          </w:p>
+        </w:tc>
+        <w:tc>
+          <w:tcPr>
             <w:tcW w:w="1100" w:type="dxa"/>
             <w:tcBorders>
               <w:top w:val="single" w:sz="4" w:space="0" w:color="000000"/>
@@ -4774,54 +4822,6 @@
                 <w:sz w:val="16"/>
                 <w:szCs w:val="16"/>
               </w:rPr>
-              <w:t xml:space="preserve">WOW</w:t>
-            </w:r>
-          </w:p>
-        </w:tc>
-        <w:tc>
-          <w:tcPr>
-            <w:tcW w:w="400" w:type="dxa"/>
-            <w:tcBorders>
-              <w:top w:val="single" w:sz="4" w:space="0" w:color="000000"/>
-            </w:tcBorders>
-            <w:vAlign w:val="center"/>
-          </w:tcPr>
-          <w:p>
-            <w:pPr>
-              <w:keepNext/>
-              <w:spacing w:before="10" w:after="10" w:line="216" w:lineRule="auto"/>
-              <w:ind w:firstLine="0"/>
-              <w:jc w:val="center"/>
-            </w:pPr>
-            <w:r>
-              <w:rPr>
-                <w:sz w:val="16"/>
-                <w:szCs w:val="16"/>
-              </w:rPr>
-              <w:t xml:space="preserve">0.4</w:t>
-            </w:r>
-          </w:p>
-        </w:tc>
-        <w:tc>
-          <w:tcPr>
-            <w:tcW w:w="1150" w:type="dxa"/>
-            <w:tcBorders>
-              <w:top w:val="single" w:sz="4" w:space="0" w:color="000000"/>
-            </w:tcBorders>
-            <w:vAlign w:val="center"/>
-          </w:tcPr>
-          <w:p>
-            <w:pPr>
-              <w:keepNext/>
-              <w:spacing w:before="10" w:after="10" w:line="216" w:lineRule="auto"/>
-              <w:ind w:firstLine="0"/>
-              <w:jc w:val="center"/>
-            </w:pPr>
-            <w:r>
-              <w:rPr>
-                <w:sz w:val="16"/>
-                <w:szCs w:val="16"/>
-              </w:rPr>
               <w:t xml:space="preserve">0.713 ± 0.009</w:t>
             </w:r>
           </w:p>
@@ -4900,7 +4900,7 @@
         </w:tc>
         <w:tc>
           <w:tcPr>
-            <w:tcW w:w="728" w:type="dxa"/>
+            <w:tcW w:w="878" w:type="dxa"/>
             <w:tcBorders>
               <w:top w:val="single" w:sz="4" w:space="0" w:color="000000"/>
             </w:tcBorders>
@@ -4957,6 +4957,41 @@
         </w:tc>
         <w:tc>
           <w:tcPr>
+            <w:tcW w:w="1000" w:type="dxa"/>
+            <w:vAlign w:val="center"/>
+          </w:tcPr>
+          <w:p>
+            <w:pPr>
+              <w:keepNext/>
+              <w:spacing w:before="10" w:after="10" w:line="216" w:lineRule="auto"/>
+              <w:ind w:firstLine="0"/>
+              <w:jc w:val="center"/>
+            </w:pPr>
+          </w:p>
+        </w:tc>
+        <w:tc>
+          <w:tcPr>
+            <w:tcW w:w="400" w:type="dxa"/>
+            <w:vAlign w:val="center"/>
+          </w:tcPr>
+          <w:p>
+            <w:pPr>
+              <w:keepNext/>
+              <w:spacing w:before="10" w:after="10" w:line="216" w:lineRule="auto"/>
+              <w:ind w:firstLine="0"/>
+              <w:jc w:val="center"/>
+            </w:pPr>
+            <w:r>
+              <w:rPr>
+                <w:sz w:val="16"/>
+                <w:szCs w:val="16"/>
+              </w:rPr>
+              <w:t xml:space="preserve">0.1</w:t>
+            </w:r>
+          </w:p>
+        </w:tc>
+        <w:tc>
+          <w:tcPr>
             <w:tcW w:w="1100" w:type="dxa"/>
             <w:vAlign w:val="center"/>
           </w:tcPr>
@@ -4967,41 +5002,6 @@
               <w:ind w:firstLine="0"/>
               <w:jc w:val="center"/>
             </w:pPr>
-          </w:p>
-        </w:tc>
-        <w:tc>
-          <w:tcPr>
-            <w:tcW w:w="400" w:type="dxa"/>
-            <w:vAlign w:val="center"/>
-          </w:tcPr>
-          <w:p>
-            <w:pPr>
-              <w:keepNext/>
-              <w:spacing w:before="10" w:after="10" w:line="216" w:lineRule="auto"/>
-              <w:ind w:firstLine="0"/>
-              <w:jc w:val="center"/>
-            </w:pPr>
-            <w:r>
-              <w:rPr>
-                <w:sz w:val="16"/>
-                <w:szCs w:val="16"/>
-              </w:rPr>
-              <w:t xml:space="preserve">0.1</w:t>
-            </w:r>
-          </w:p>
-        </w:tc>
-        <w:tc>
-          <w:tcPr>
-            <w:tcW w:w="1150" w:type="dxa"/>
-            <w:vAlign w:val="center"/>
-          </w:tcPr>
-          <w:p>
-            <w:pPr>
-              <w:keepNext/>
-              <w:spacing w:before="10" w:after="10" w:line="216" w:lineRule="auto"/>
-              <w:ind w:firstLine="0"/>
-              <w:jc w:val="center"/>
-            </w:pPr>
             <w:r>
               <w:rPr>
                 <w:sz w:val="16"/>
@@ -5076,7 +5076,7 @@
         </w:tc>
         <w:tc>
           <w:tcPr>
-            <w:tcW w:w="728" w:type="dxa"/>
+            <w:tcW w:w="878" w:type="dxa"/>
             <w:vAlign w:val="center"/>
           </w:tcPr>
           <w:p>
@@ -5130,6 +5130,48 @@
         </w:tc>
         <w:tc>
           <w:tcPr>
+            <w:tcW w:w="1000" w:type="dxa"/>
+            <w:vAlign w:val="center"/>
+          </w:tcPr>
+          <w:p>
+            <w:pPr>
+              <w:keepNext/>
+              <w:spacing w:before="10" w:after="10" w:line="216" w:lineRule="auto"/>
+              <w:ind w:firstLine="0"/>
+              <w:jc w:val="center"/>
+            </w:pPr>
+            <w:r>
+              <w:rPr>
+                <w:sz w:val="16"/>
+                <w:szCs w:val="16"/>
+              </w:rPr>
+              <w:t xml:space="preserve">S-UNIWARD</w:t>
+            </w:r>
+          </w:p>
+        </w:tc>
+        <w:tc>
+          <w:tcPr>
+            <w:tcW w:w="400" w:type="dxa"/>
+            <w:vAlign w:val="center"/>
+          </w:tcPr>
+          <w:p>
+            <w:pPr>
+              <w:keepNext/>
+              <w:spacing w:before="10" w:after="10" w:line="216" w:lineRule="auto"/>
+              <w:ind w:firstLine="0"/>
+              <w:jc w:val="center"/>
+            </w:pPr>
+            <w:r>
+              <w:rPr>
+                <w:sz w:val="16"/>
+                <w:szCs w:val="16"/>
+              </w:rPr>
+              <w:t xml:space="preserve">0.4</w:t>
+            </w:r>
+          </w:p>
+        </w:tc>
+        <w:tc>
+          <w:tcPr>
             <w:tcW w:w="1100" w:type="dxa"/>
             <w:vAlign w:val="center"/>
           </w:tcPr>
@@ -5145,48 +5187,6 @@
                 <w:sz w:val="16"/>
                 <w:szCs w:val="16"/>
               </w:rPr>
-              <w:t xml:space="preserve">S-UNIWARD</w:t>
-            </w:r>
-          </w:p>
-        </w:tc>
-        <w:tc>
-          <w:tcPr>
-            <w:tcW w:w="400" w:type="dxa"/>
-            <w:vAlign w:val="center"/>
-          </w:tcPr>
-          <w:p>
-            <w:pPr>
-              <w:keepNext/>
-              <w:spacing w:before="10" w:after="10" w:line="216" w:lineRule="auto"/>
-              <w:ind w:firstLine="0"/>
-              <w:jc w:val="center"/>
-            </w:pPr>
-            <w:r>
-              <w:rPr>
-                <w:sz w:val="16"/>
-                <w:szCs w:val="16"/>
-              </w:rPr>
-              <w:t xml:space="preserve">0.4</w:t>
-            </w:r>
-          </w:p>
-        </w:tc>
-        <w:tc>
-          <w:tcPr>
-            <w:tcW w:w="1150" w:type="dxa"/>
-            <w:vAlign w:val="center"/>
-          </w:tcPr>
-          <w:p>
-            <w:pPr>
-              <w:keepNext/>
-              <w:spacing w:before="10" w:after="10" w:line="216" w:lineRule="auto"/>
-              <w:ind w:firstLine="0"/>
-              <w:jc w:val="center"/>
-            </w:pPr>
-            <w:r>
-              <w:rPr>
-                <w:sz w:val="16"/>
-                <w:szCs w:val="16"/>
-              </w:rPr>
               <w:t xml:space="preserve">0.717 ± 0.006</w:t>
             </w:r>
           </w:p>
@@ -5256,7 +5256,7 @@
         </w:tc>
         <w:tc>
           <w:tcPr>
-            <w:tcW w:w="728" w:type="dxa"/>
+            <w:tcW w:w="878" w:type="dxa"/>
             <w:vAlign w:val="center"/>
           </w:tcPr>
           <w:p>
@@ -5310,6 +5310,41 @@
         </w:tc>
         <w:tc>
           <w:tcPr>
+            <w:tcW w:w="1000" w:type="dxa"/>
+            <w:vAlign w:val="center"/>
+          </w:tcPr>
+          <w:p>
+            <w:pPr>
+              <w:keepNext/>
+              <w:spacing w:before="10" w:after="10" w:line="216" w:lineRule="auto"/>
+              <w:ind w:firstLine="0"/>
+              <w:jc w:val="center"/>
+            </w:pPr>
+          </w:p>
+        </w:tc>
+        <w:tc>
+          <w:tcPr>
+            <w:tcW w:w="400" w:type="dxa"/>
+            <w:vAlign w:val="center"/>
+          </w:tcPr>
+          <w:p>
+            <w:pPr>
+              <w:keepNext/>
+              <w:spacing w:before="10" w:after="10" w:line="216" w:lineRule="auto"/>
+              <w:ind w:firstLine="0"/>
+              <w:jc w:val="center"/>
+            </w:pPr>
+            <w:r>
+              <w:rPr>
+                <w:sz w:val="16"/>
+                <w:szCs w:val="16"/>
+              </w:rPr>
+              <w:t xml:space="preserve">0.1</w:t>
+            </w:r>
+          </w:p>
+        </w:tc>
+        <w:tc>
+          <w:tcPr>
             <w:tcW w:w="1100" w:type="dxa"/>
             <w:vAlign w:val="center"/>
           </w:tcPr>
@@ -5320,41 +5355,6 @@
               <w:ind w:firstLine="0"/>
               <w:jc w:val="center"/>
             </w:pPr>
-          </w:p>
-        </w:tc>
-        <w:tc>
-          <w:tcPr>
-            <w:tcW w:w="400" w:type="dxa"/>
-            <w:vAlign w:val="center"/>
-          </w:tcPr>
-          <w:p>
-            <w:pPr>
-              <w:keepNext/>
-              <w:spacing w:before="10" w:after="10" w:line="216" w:lineRule="auto"/>
-              <w:ind w:firstLine="0"/>
-              <w:jc w:val="center"/>
-            </w:pPr>
-            <w:r>
-              <w:rPr>
-                <w:sz w:val="16"/>
-                <w:szCs w:val="16"/>
-              </w:rPr>
-              <w:t xml:space="preserve">0.1</w:t>
-            </w:r>
-          </w:p>
-        </w:tc>
-        <w:tc>
-          <w:tcPr>
-            <w:tcW w:w="1150" w:type="dxa"/>
-            <w:vAlign w:val="center"/>
-          </w:tcPr>
-          <w:p>
-            <w:pPr>
-              <w:keepNext/>
-              <w:spacing w:before="10" w:after="10" w:line="216" w:lineRule="auto"/>
-              <w:ind w:firstLine="0"/>
-              <w:jc w:val="center"/>
-            </w:pPr>
             <w:r>
               <w:rPr>
                 <w:sz w:val="16"/>
@@ -5429,7 +5429,7 @@
         </w:tc>
         <w:tc>
           <w:tcPr>
-            <w:tcW w:w="728" w:type="dxa"/>
+            <w:tcW w:w="878" w:type="dxa"/>
             <w:vAlign w:val="center"/>
           </w:tcPr>
           <w:p>
@@ -5483,6 +5483,48 @@
         </w:tc>
         <w:tc>
           <w:tcPr>
+            <w:tcW w:w="1000" w:type="dxa"/>
+            <w:vAlign w:val="center"/>
+          </w:tcPr>
+          <w:p>
+            <w:pPr>
+              <w:keepNext/>
+              <w:spacing w:before="10" w:after="10" w:line="216" w:lineRule="auto"/>
+              <w:ind w:firstLine="0"/>
+              <w:jc w:val="center"/>
+            </w:pPr>
+            <w:r>
+              <w:rPr>
+                <w:sz w:val="16"/>
+                <w:szCs w:val="16"/>
+              </w:rPr>
+              <w:t xml:space="preserve">HILL</w:t>
+            </w:r>
+          </w:p>
+        </w:tc>
+        <w:tc>
+          <w:tcPr>
+            <w:tcW w:w="400" w:type="dxa"/>
+            <w:vAlign w:val="center"/>
+          </w:tcPr>
+          <w:p>
+            <w:pPr>
+              <w:keepNext/>
+              <w:spacing w:before="10" w:after="10" w:line="216" w:lineRule="auto"/>
+              <w:ind w:firstLine="0"/>
+              <w:jc w:val="center"/>
+            </w:pPr>
+            <w:r>
+              <w:rPr>
+                <w:sz w:val="16"/>
+                <w:szCs w:val="16"/>
+              </w:rPr>
+              <w:t xml:space="preserve">0.4</w:t>
+            </w:r>
+          </w:p>
+        </w:tc>
+        <w:tc>
+          <w:tcPr>
             <w:tcW w:w="1100" w:type="dxa"/>
             <w:vAlign w:val="center"/>
           </w:tcPr>
@@ -5498,48 +5540,6 @@
                 <w:sz w:val="16"/>
                 <w:szCs w:val="16"/>
               </w:rPr>
-              <w:t xml:space="preserve">HILL</w:t>
-            </w:r>
-          </w:p>
-        </w:tc>
-        <w:tc>
-          <w:tcPr>
-            <w:tcW w:w="400" w:type="dxa"/>
-            <w:vAlign w:val="center"/>
-          </w:tcPr>
-          <w:p>
-            <w:pPr>
-              <w:keepNext/>
-              <w:spacing w:before="10" w:after="10" w:line="216" w:lineRule="auto"/>
-              <w:ind w:firstLine="0"/>
-              <w:jc w:val="center"/>
-            </w:pPr>
-            <w:r>
-              <w:rPr>
-                <w:sz w:val="16"/>
-                <w:szCs w:val="16"/>
-              </w:rPr>
-              <w:t xml:space="preserve">0.4</w:t>
-            </w:r>
-          </w:p>
-        </w:tc>
-        <w:tc>
-          <w:tcPr>
-            <w:tcW w:w="1150" w:type="dxa"/>
-            <w:vAlign w:val="center"/>
-          </w:tcPr>
-          <w:p>
-            <w:pPr>
-              <w:keepNext/>
-              <w:spacing w:before="10" w:after="10" w:line="216" w:lineRule="auto"/>
-              <w:ind w:firstLine="0"/>
-              <w:jc w:val="center"/>
-            </w:pPr>
-            <w:r>
-              <w:rPr>
-                <w:sz w:val="16"/>
-                <w:szCs w:val="16"/>
-              </w:rPr>
               <w:t xml:space="preserve">0.653 ± 0.018</w:t>
             </w:r>
           </w:p>
@@ -5609,7 +5609,7 @@
         </w:tc>
         <w:tc>
           <w:tcPr>
-            <w:tcW w:w="728" w:type="dxa"/>
+            <w:tcW w:w="878" w:type="dxa"/>
             <w:vAlign w:val="center"/>
           </w:tcPr>
           <w:p>
@@ -5663,6 +5663,41 @@
         </w:tc>
         <w:tc>
           <w:tcPr>
+            <w:tcW w:w="1000" w:type="dxa"/>
+            <w:vAlign w:val="center"/>
+          </w:tcPr>
+          <w:p>
+            <w:pPr>
+              <w:keepNext/>
+              <w:spacing w:before="10" w:after="10" w:line="216" w:lineRule="auto"/>
+              <w:ind w:firstLine="0"/>
+              <w:jc w:val="center"/>
+            </w:pPr>
+          </w:p>
+        </w:tc>
+        <w:tc>
+          <w:tcPr>
+            <w:tcW w:w="400" w:type="dxa"/>
+            <w:vAlign w:val="center"/>
+          </w:tcPr>
+          <w:p>
+            <w:pPr>
+              <w:keepNext/>
+              <w:spacing w:before="10" w:after="10" w:line="216" w:lineRule="auto"/>
+              <w:ind w:firstLine="0"/>
+              <w:jc w:val="center"/>
+            </w:pPr>
+            <w:r>
+              <w:rPr>
+                <w:sz w:val="16"/>
+                <w:szCs w:val="16"/>
+              </w:rPr>
+              <w:t xml:space="preserve">0.1</w:t>
+            </w:r>
+          </w:p>
+        </w:tc>
+        <w:tc>
+          <w:tcPr>
             <w:tcW w:w="1100" w:type="dxa"/>
             <w:vAlign w:val="center"/>
           </w:tcPr>
@@ -5673,41 +5708,6 @@
               <w:ind w:firstLine="0"/>
               <w:jc w:val="center"/>
             </w:pPr>
-          </w:p>
-        </w:tc>
-        <w:tc>
-          <w:tcPr>
-            <w:tcW w:w="400" w:type="dxa"/>
-            <w:vAlign w:val="center"/>
-          </w:tcPr>
-          <w:p>
-            <w:pPr>
-              <w:keepNext/>
-              <w:spacing w:before="10" w:after="10" w:line="216" w:lineRule="auto"/>
-              <w:ind w:firstLine="0"/>
-              <w:jc w:val="center"/>
-            </w:pPr>
-            <w:r>
-              <w:rPr>
-                <w:sz w:val="16"/>
-                <w:szCs w:val="16"/>
-              </w:rPr>
-              <w:t xml:space="preserve">0.1</w:t>
-            </w:r>
-          </w:p>
-        </w:tc>
-        <w:tc>
-          <w:tcPr>
-            <w:tcW w:w="1150" w:type="dxa"/>
-            <w:vAlign w:val="center"/>
-          </w:tcPr>
-          <w:p>
-            <w:pPr>
-              <w:keepNext/>
-              <w:spacing w:before="10" w:after="10" w:line="216" w:lineRule="auto"/>
-              <w:ind w:firstLine="0"/>
-              <w:jc w:val="center"/>
-            </w:pPr>
             <w:r>
               <w:rPr>
                 <w:sz w:val="16"/>
@@ -5782,7 +5782,7 @@
         </w:tc>
         <w:tc>
           <w:tcPr>
-            <w:tcW w:w="728" w:type="dxa"/>
+            <w:tcW w:w="878" w:type="dxa"/>
             <w:vAlign w:val="center"/>
           </w:tcPr>
           <w:p>
@@ -5849,6 +5849,54 @@
         </w:tc>
         <w:tc>
           <w:tcPr>
+            <w:tcW w:w="1000" w:type="dxa"/>
+            <w:tcBorders>
+              <w:top w:val="single" w:sz="4" w:space="0" w:color="000000"/>
+            </w:tcBorders>
+            <w:vAlign w:val="center"/>
+          </w:tcPr>
+          <w:p>
+            <w:pPr>
+              <w:keepNext/>
+              <w:spacing w:before="10" w:after="10" w:line="216" w:lineRule="auto"/>
+              <w:ind w:firstLine="0"/>
+              <w:jc w:val="center"/>
+            </w:pPr>
+            <w:r>
+              <w:rPr>
+                <w:sz w:val="16"/>
+                <w:szCs w:val="16"/>
+              </w:rPr>
+              <w:t xml:space="preserve">WOW</w:t>
+            </w:r>
+          </w:p>
+        </w:tc>
+        <w:tc>
+          <w:tcPr>
+            <w:tcW w:w="400" w:type="dxa"/>
+            <w:tcBorders>
+              <w:top w:val="single" w:sz="4" w:space="0" w:color="000000"/>
+            </w:tcBorders>
+            <w:vAlign w:val="center"/>
+          </w:tcPr>
+          <w:p>
+            <w:pPr>
+              <w:keepNext/>
+              <w:spacing w:before="10" w:after="10" w:line="216" w:lineRule="auto"/>
+              <w:ind w:firstLine="0"/>
+              <w:jc w:val="center"/>
+            </w:pPr>
+            <w:r>
+              <w:rPr>
+                <w:sz w:val="16"/>
+                <w:szCs w:val="16"/>
+              </w:rPr>
+              <w:t xml:space="preserve">0.4</w:t>
+            </w:r>
+          </w:p>
+        </w:tc>
+        <w:tc>
+          <w:tcPr>
             <w:tcW w:w="1100" w:type="dxa"/>
             <w:tcBorders>
               <w:top w:val="single" w:sz="4" w:space="0" w:color="000000"/>
@@ -5867,54 +5915,6 @@
                 <w:sz w:val="16"/>
                 <w:szCs w:val="16"/>
               </w:rPr>
-              <w:t xml:space="preserve">WOW</w:t>
-            </w:r>
-          </w:p>
-        </w:tc>
-        <w:tc>
-          <w:tcPr>
-            <w:tcW w:w="400" w:type="dxa"/>
-            <w:tcBorders>
-              <w:top w:val="single" w:sz="4" w:space="0" w:color="000000"/>
-            </w:tcBorders>
-            <w:vAlign w:val="center"/>
-          </w:tcPr>
-          <w:p>
-            <w:pPr>
-              <w:keepNext/>
-              <w:spacing w:before="10" w:after="10" w:line="216" w:lineRule="auto"/>
-              <w:ind w:firstLine="0"/>
-              <w:jc w:val="center"/>
-            </w:pPr>
-            <w:r>
-              <w:rPr>
-                <w:sz w:val="16"/>
-                <w:szCs w:val="16"/>
-              </w:rPr>
-              <w:t xml:space="preserve">0.4</w:t>
-            </w:r>
-          </w:p>
-        </w:tc>
-        <w:tc>
-          <w:tcPr>
-            <w:tcW w:w="1150" w:type="dxa"/>
-            <w:tcBorders>
-              <w:top w:val="single" w:sz="4" w:space="0" w:color="000000"/>
-            </w:tcBorders>
-            <w:vAlign w:val="center"/>
-          </w:tcPr>
-          <w:p>
-            <w:pPr>
-              <w:keepNext/>
-              <w:spacing w:before="10" w:after="10" w:line="216" w:lineRule="auto"/>
-              <w:ind w:firstLine="0"/>
-              <w:jc w:val="center"/>
-            </w:pPr>
-            <w:r>
-              <w:rPr>
-                <w:sz w:val="16"/>
-                <w:szCs w:val="16"/>
-              </w:rPr>
               <w:t xml:space="preserve">0.686 ± 0.028</w:t>
             </w:r>
           </w:p>
@@ -5993,7 +5993,7 @@
         </w:tc>
         <w:tc>
           <w:tcPr>
-            <w:tcW w:w="728" w:type="dxa"/>
+            <w:tcW w:w="878" w:type="dxa"/>
             <w:tcBorders>
               <w:top w:val="single" w:sz="4" w:space="0" w:color="000000"/>
             </w:tcBorders>
@@ -6050,6 +6050,41 @@
         </w:tc>
         <w:tc>
           <w:tcPr>
+            <w:tcW w:w="1000" w:type="dxa"/>
+            <w:vAlign w:val="center"/>
+          </w:tcPr>
+          <w:p>
+            <w:pPr>
+              <w:keepNext/>
+              <w:spacing w:before="10" w:after="10" w:line="216" w:lineRule="auto"/>
+              <w:ind w:firstLine="0"/>
+              <w:jc w:val="center"/>
+            </w:pPr>
+          </w:p>
+        </w:tc>
+        <w:tc>
+          <w:tcPr>
+            <w:tcW w:w="400" w:type="dxa"/>
+            <w:vAlign w:val="center"/>
+          </w:tcPr>
+          <w:p>
+            <w:pPr>
+              <w:keepNext/>
+              <w:spacing w:before="10" w:after="10" w:line="216" w:lineRule="auto"/>
+              <w:ind w:firstLine="0"/>
+              <w:jc w:val="center"/>
+            </w:pPr>
+            <w:r>
+              <w:rPr>
+                <w:sz w:val="16"/>
+                <w:szCs w:val="16"/>
+              </w:rPr>
+              <w:t xml:space="preserve">0.1</w:t>
+            </w:r>
+          </w:p>
+        </w:tc>
+        <w:tc>
+          <w:tcPr>
             <w:tcW w:w="1100" w:type="dxa"/>
             <w:vAlign w:val="center"/>
           </w:tcPr>
@@ -6060,41 +6095,6 @@
               <w:ind w:firstLine="0"/>
               <w:jc w:val="center"/>
             </w:pPr>
-          </w:p>
-        </w:tc>
-        <w:tc>
-          <w:tcPr>
-            <w:tcW w:w="400" w:type="dxa"/>
-            <w:vAlign w:val="center"/>
-          </w:tcPr>
-          <w:p>
-            <w:pPr>
-              <w:keepNext/>
-              <w:spacing w:before="10" w:after="10" w:line="216" w:lineRule="auto"/>
-              <w:ind w:firstLine="0"/>
-              <w:jc w:val="center"/>
-            </w:pPr>
-            <w:r>
-              <w:rPr>
-                <w:sz w:val="16"/>
-                <w:szCs w:val="16"/>
-              </w:rPr>
-              <w:t xml:space="preserve">0.1</w:t>
-            </w:r>
-          </w:p>
-        </w:tc>
-        <w:tc>
-          <w:tcPr>
-            <w:tcW w:w="1150" w:type="dxa"/>
-            <w:vAlign w:val="center"/>
-          </w:tcPr>
-          <w:p>
-            <w:pPr>
-              <w:keepNext/>
-              <w:spacing w:before="10" w:after="10" w:line="216" w:lineRule="auto"/>
-              <w:ind w:firstLine="0"/>
-              <w:jc w:val="center"/>
-            </w:pPr>
             <w:r>
               <w:rPr>
                 <w:sz w:val="16"/>
@@ -6169,7 +6169,7 @@
         </w:tc>
         <w:tc>
           <w:tcPr>
-            <w:tcW w:w="728" w:type="dxa"/>
+            <w:tcW w:w="878" w:type="dxa"/>
             <w:vAlign w:val="center"/>
           </w:tcPr>
           <w:p>
@@ -6223,6 +6223,48 @@
         </w:tc>
         <w:tc>
           <w:tcPr>
+            <w:tcW w:w="1000" w:type="dxa"/>
+            <w:vAlign w:val="center"/>
+          </w:tcPr>
+          <w:p>
+            <w:pPr>
+              <w:keepNext/>
+              <w:spacing w:before="10" w:after="10" w:line="216" w:lineRule="auto"/>
+              <w:ind w:firstLine="0"/>
+              <w:jc w:val="center"/>
+            </w:pPr>
+            <w:r>
+              <w:rPr>
+                <w:sz w:val="16"/>
+                <w:szCs w:val="16"/>
+              </w:rPr>
+              <w:t xml:space="preserve">S-UNIWARD</w:t>
+            </w:r>
+          </w:p>
+        </w:tc>
+        <w:tc>
+          <w:tcPr>
+            <w:tcW w:w="400" w:type="dxa"/>
+            <w:vAlign w:val="center"/>
+          </w:tcPr>
+          <w:p>
+            <w:pPr>
+              <w:keepNext/>
+              <w:spacing w:before="10" w:after="10" w:line="216" w:lineRule="auto"/>
+              <w:ind w:firstLine="0"/>
+              <w:jc w:val="center"/>
+            </w:pPr>
+            <w:r>
+              <w:rPr>
+                <w:sz w:val="16"/>
+                <w:szCs w:val="16"/>
+              </w:rPr>
+              <w:t xml:space="preserve">0.4</w:t>
+            </w:r>
+          </w:p>
+        </w:tc>
+        <w:tc>
+          <w:tcPr>
             <w:tcW w:w="1100" w:type="dxa"/>
             <w:vAlign w:val="center"/>
           </w:tcPr>
@@ -6238,48 +6280,6 @@
                 <w:sz w:val="16"/>
                 <w:szCs w:val="16"/>
               </w:rPr>
-              <w:t xml:space="preserve">S-UNIWARD</w:t>
-            </w:r>
-          </w:p>
-        </w:tc>
-        <w:tc>
-          <w:tcPr>
-            <w:tcW w:w="400" w:type="dxa"/>
-            <w:vAlign w:val="center"/>
-          </w:tcPr>
-          <w:p>
-            <w:pPr>
-              <w:keepNext/>
-              <w:spacing w:before="10" w:after="10" w:line="216" w:lineRule="auto"/>
-              <w:ind w:firstLine="0"/>
-              <w:jc w:val="center"/>
-            </w:pPr>
-            <w:r>
-              <w:rPr>
-                <w:sz w:val="16"/>
-                <w:szCs w:val="16"/>
-              </w:rPr>
-              <w:t xml:space="preserve">0.4</w:t>
-            </w:r>
-          </w:p>
-        </w:tc>
-        <w:tc>
-          <w:tcPr>
-            <w:tcW w:w="1150" w:type="dxa"/>
-            <w:vAlign w:val="center"/>
-          </w:tcPr>
-          <w:p>
-            <w:pPr>
-              <w:keepNext/>
-              <w:spacing w:before="10" w:after="10" w:line="216" w:lineRule="auto"/>
-              <w:ind w:firstLine="0"/>
-              <w:jc w:val="center"/>
-            </w:pPr>
-            <w:r>
-              <w:rPr>
-                <w:sz w:val="16"/>
-                <w:szCs w:val="16"/>
-              </w:rPr>
               <w:t xml:space="preserve">0.677 ± 0.022</w:t>
             </w:r>
           </w:p>
@@ -6349,7 +6349,7 @@
         </w:tc>
         <w:tc>
           <w:tcPr>
-            <w:tcW w:w="728" w:type="dxa"/>
+            <w:tcW w:w="878" w:type="dxa"/>
             <w:vAlign w:val="center"/>
           </w:tcPr>
           <w:p>
@@ -6403,6 +6403,41 @@
         </w:tc>
         <w:tc>
           <w:tcPr>
+            <w:tcW w:w="1000" w:type="dxa"/>
+            <w:vAlign w:val="center"/>
+          </w:tcPr>
+          <w:p>
+            <w:pPr>
+              <w:keepNext/>
+              <w:spacing w:before="10" w:after="10" w:line="216" w:lineRule="auto"/>
+              <w:ind w:firstLine="0"/>
+              <w:jc w:val="center"/>
+            </w:pPr>
+          </w:p>
+        </w:tc>
+        <w:tc>
+          <w:tcPr>
+            <w:tcW w:w="400" w:type="dxa"/>
+            <w:vAlign w:val="center"/>
+          </w:tcPr>
+          <w:p>
+            <w:pPr>
+              <w:keepNext/>
+              <w:spacing w:before="10" w:after="10" w:line="216" w:lineRule="auto"/>
+              <w:ind w:firstLine="0"/>
+              <w:jc w:val="center"/>
+            </w:pPr>
+            <w:r>
+              <w:rPr>
+                <w:sz w:val="16"/>
+                <w:szCs w:val="16"/>
+              </w:rPr>
+              <w:t xml:space="preserve">0.1</w:t>
+            </w:r>
+          </w:p>
+        </w:tc>
+        <w:tc>
+          <w:tcPr>
             <w:tcW w:w="1100" w:type="dxa"/>
             <w:vAlign w:val="center"/>
           </w:tcPr>
@@ -6413,41 +6448,6 @@
               <w:ind w:firstLine="0"/>
               <w:jc w:val="center"/>
             </w:pPr>
-          </w:p>
-        </w:tc>
-        <w:tc>
-          <w:tcPr>
-            <w:tcW w:w="400" w:type="dxa"/>
-            <w:vAlign w:val="center"/>
-          </w:tcPr>
-          <w:p>
-            <w:pPr>
-              <w:keepNext/>
-              <w:spacing w:before="10" w:after="10" w:line="216" w:lineRule="auto"/>
-              <w:ind w:firstLine="0"/>
-              <w:jc w:val="center"/>
-            </w:pPr>
-            <w:r>
-              <w:rPr>
-                <w:sz w:val="16"/>
-                <w:szCs w:val="16"/>
-              </w:rPr>
-              <w:t xml:space="preserve">0.1</w:t>
-            </w:r>
-          </w:p>
-        </w:tc>
-        <w:tc>
-          <w:tcPr>
-            <w:tcW w:w="1150" w:type="dxa"/>
-            <w:vAlign w:val="center"/>
-          </w:tcPr>
-          <w:p>
-            <w:pPr>
-              <w:keepNext/>
-              <w:spacing w:before="10" w:after="10" w:line="216" w:lineRule="auto"/>
-              <w:ind w:firstLine="0"/>
-              <w:jc w:val="center"/>
-            </w:pPr>
             <w:r>
               <w:rPr>
                 <w:sz w:val="16"/>
@@ -6522,7 +6522,7 @@
         </w:tc>
         <w:tc>
           <w:tcPr>
-            <w:tcW w:w="728" w:type="dxa"/>
+            <w:tcW w:w="878" w:type="dxa"/>
             <w:vAlign w:val="center"/>
           </w:tcPr>
           <w:p>
@@ -6576,6 +6576,48 @@
         </w:tc>
         <w:tc>
           <w:tcPr>
+            <w:tcW w:w="1000" w:type="dxa"/>
+            <w:vAlign w:val="center"/>
+          </w:tcPr>
+          <w:p>
+            <w:pPr>
+              <w:keepNext/>
+              <w:spacing w:before="10" w:after="10" w:line="216" w:lineRule="auto"/>
+              <w:ind w:firstLine="0"/>
+              <w:jc w:val="center"/>
+            </w:pPr>
+            <w:r>
+              <w:rPr>
+                <w:sz w:val="16"/>
+                <w:szCs w:val="16"/>
+              </w:rPr>
+              <w:t xml:space="preserve">HILL</w:t>
+            </w:r>
+          </w:p>
+        </w:tc>
+        <w:tc>
+          <w:tcPr>
+            <w:tcW w:w="400" w:type="dxa"/>
+            <w:vAlign w:val="center"/>
+          </w:tcPr>
+          <w:p>
+            <w:pPr>
+              <w:keepNext/>
+              <w:spacing w:before="10" w:after="10" w:line="216" w:lineRule="auto"/>
+              <w:ind w:firstLine="0"/>
+              <w:jc w:val="center"/>
+            </w:pPr>
+            <w:r>
+              <w:rPr>
+                <w:sz w:val="16"/>
+                <w:szCs w:val="16"/>
+              </w:rPr>
+              <w:t xml:space="preserve">0.4</w:t>
+            </w:r>
+          </w:p>
+        </w:tc>
+        <w:tc>
+          <w:tcPr>
             <w:tcW w:w="1100" w:type="dxa"/>
             <w:vAlign w:val="center"/>
           </w:tcPr>
@@ -6591,48 +6633,6 @@
                 <w:sz w:val="16"/>
                 <w:szCs w:val="16"/>
               </w:rPr>
-              <w:t xml:space="preserve">HILL</w:t>
-            </w:r>
-          </w:p>
-        </w:tc>
-        <w:tc>
-          <w:tcPr>
-            <w:tcW w:w="400" w:type="dxa"/>
-            <w:vAlign w:val="center"/>
-          </w:tcPr>
-          <w:p>
-            <w:pPr>
-              <w:keepNext/>
-              <w:spacing w:before="10" w:after="10" w:line="216" w:lineRule="auto"/>
-              <w:ind w:firstLine="0"/>
-              <w:jc w:val="center"/>
-            </w:pPr>
-            <w:r>
-              <w:rPr>
-                <w:sz w:val="16"/>
-                <w:szCs w:val="16"/>
-              </w:rPr>
-              <w:t xml:space="preserve">0.4</w:t>
-            </w:r>
-          </w:p>
-        </w:tc>
-        <w:tc>
-          <w:tcPr>
-            <w:tcW w:w="1150" w:type="dxa"/>
-            <w:vAlign w:val="center"/>
-          </w:tcPr>
-          <w:p>
-            <w:pPr>
-              <w:keepNext/>
-              <w:spacing w:before="10" w:after="10" w:line="216" w:lineRule="auto"/>
-              <w:ind w:firstLine="0"/>
-              <w:jc w:val="center"/>
-            </w:pPr>
-            <w:r>
-              <w:rPr>
-                <w:sz w:val="16"/>
-                <w:szCs w:val="16"/>
-              </w:rPr>
               <w:t xml:space="preserve">0.632 ± 0.010</w:t>
             </w:r>
           </w:p>
@@ -6702,7 +6702,7 @@
         </w:tc>
         <w:tc>
           <w:tcPr>
-            <w:tcW w:w="728" w:type="dxa"/>
+            <w:tcW w:w="878" w:type="dxa"/>
             <w:vAlign w:val="center"/>
           </w:tcPr>
           <w:p>
@@ -6754,6 +6754,39 @@
         </w:tc>
         <w:tc>
           <w:tcPr>
+            <w:tcW w:w="1000" w:type="dxa"/>
+            <w:vAlign w:val="center"/>
+          </w:tcPr>
+          <w:p>
+            <w:pPr>
+              <w:spacing w:before="10" w:after="10" w:line="216" w:lineRule="auto"/>
+              <w:ind w:firstLine="0"/>
+              <w:jc w:val="center"/>
+            </w:pPr>
+          </w:p>
+        </w:tc>
+        <w:tc>
+          <w:tcPr>
+            <w:tcW w:w="400" w:type="dxa"/>
+            <w:vAlign w:val="center"/>
+          </w:tcPr>
+          <w:p>
+            <w:pPr>
+              <w:spacing w:before="10" w:after="10" w:line="216" w:lineRule="auto"/>
+              <w:ind w:firstLine="0"/>
+              <w:jc w:val="center"/>
+            </w:pPr>
+            <w:r>
+              <w:rPr>
+                <w:sz w:val="16"/>
+                <w:szCs w:val="16"/>
+              </w:rPr>
+              <w:t xml:space="preserve">0.1</w:t>
+            </w:r>
+          </w:p>
+        </w:tc>
+        <w:tc>
+          <w:tcPr>
             <w:tcW w:w="1100" w:type="dxa"/>
             <w:vAlign w:val="center"/>
           </w:tcPr>
@@ -6763,39 +6796,6 @@
               <w:ind w:firstLine="0"/>
               <w:jc w:val="center"/>
             </w:pPr>
-          </w:p>
-        </w:tc>
-        <w:tc>
-          <w:tcPr>
-            <w:tcW w:w="400" w:type="dxa"/>
-            <w:vAlign w:val="center"/>
-          </w:tcPr>
-          <w:p>
-            <w:pPr>
-              <w:spacing w:before="10" w:after="10" w:line="216" w:lineRule="auto"/>
-              <w:ind w:firstLine="0"/>
-              <w:jc w:val="center"/>
-            </w:pPr>
-            <w:r>
-              <w:rPr>
-                <w:sz w:val="16"/>
-                <w:szCs w:val="16"/>
-              </w:rPr>
-              <w:t xml:space="preserve">0.1</w:t>
-            </w:r>
-          </w:p>
-        </w:tc>
-        <w:tc>
-          <w:tcPr>
-            <w:tcW w:w="1150" w:type="dxa"/>
-            <w:vAlign w:val="center"/>
-          </w:tcPr>
-          <w:p>
-            <w:pPr>
-              <w:spacing w:before="10" w:after="10" w:line="216" w:lineRule="auto"/>
-              <w:ind w:firstLine="0"/>
-              <w:jc w:val="center"/>
-            </w:pPr>
             <w:r>
               <w:rPr>
                 <w:sz w:val="16"/>
@@ -6867,7 +6867,7 @@
         </w:tc>
         <w:tc>
           <w:tcPr>
-            <w:tcW w:w="728" w:type="dxa"/>
+            <w:tcW w:w="878" w:type="dxa"/>
             <w:vAlign w:val="center"/>
           </w:tcPr>
           <w:p>
@@ -6897,7 +6897,7 @@
         <w:pStyle w:val="p1a"/>
       </w:pPr>
       <w:r>
-        <w:t xml:space="preserve">Residual-LR shows a seed SD of 0.000 under P1 because P1 involves no variant sampling and the logistic regression fit is deterministic. The FPR column is constant within each detector and protocol because the 120 test covers are scored identically in all six stego conditions. Multiplying the FPR by 3 × 120 gives the false-positive totals of the manuscript (e.g. 0.042 → 15/360); the per-seed counts must be read from the stored score files.</w:t>
+        <w:t xml:space="preserve">Residual-LR shows a seed SD of 0.000 under P1, consistent with P1 involving no variant sampling and a deterministic fit. The FPR column is constant within each detector and protocol because the 120 test covers are scored identically in all six stego conditions. Multiplying the FPR by 3 × 120 and rounding to the nearest integer gives the false-positive totals of the manuscript (e.g. 0.042 → 15/360).</w:t>
       </w:r>
     </w:p>
     <w:p>
@@ -6913,7 +6913,7 @@
         <w:t xml:space="preserve">Table S2.</w:t>
       </w:r>
       <w:r>
-        <w:t xml:space="preserve"> Payload-shift comparisons (RQ3). ΔAUC = AUC(0.1 bpp) − AUC(0.4 bpp), paired on the 120 test covers, with 95% paired bootstrap intervals (resampling unit: source cover).</w:t>
+        <w:t xml:space="preserve"> Payload-shift comparisons (RQ3). ΔAUC = AUC(0.1 bpp) − AUC(0.4 bpp), paired on the 120 test covers, with 95% paired bootstrap intervals (resampling unit: source cover). ΔAUC is computed from unrounded AUCs and may differ by 0.001 from the rounded columns.</w:t>
       </w:r>
     </w:p>
     <w:tbl>
@@ -9796,7 +9796,7 @@
         <w:t xml:space="preserve">low</w:t>
       </w:r>
       <w:r>
-        <w:t xml:space="preserve">. Each count is the unique integer k with k/360 rounding to the reported FPR; per-seed values must be confirmed from the score files.</w:t>
+        <w:t xml:space="preserve">. Each count is the unique integer k with k/360 rounding to the reported FPR; per-seed counts are not reported.</w:t>
       </w:r>
     </w:p>
     <w:tbl>

--- a/supplementary/StegaGuard_supplementary.docx
+++ b/supplementary/StegaGuard_supplementary.docx
@@ -17,7 +17,7 @@
         <w:spacing w:after="240"/>
       </w:pPr>
       <w:r>
-        <w:t xml:space="preserve">StegaGuard: A Controlled Robustness Study of Feature-Based Image Steganalysis under Algorithm and Payload Shift</w:t>
+        <w:t xml:space="preserve">StegaGuard: A Controlled Robustness Study of Lightweight Image Steganalysis under Algorithm and Payload Shift</w:t>
       </w:r>
     </w:p>
     <w:p>

--- a/supplementary/StegaGuard_supplementary.docx
+++ b/supplementary/StegaGuard_supplementary.docx
@@ -6897,7 +6897,7 @@
         <w:pStyle w:val="p1a"/>
       </w:pPr>
       <w:r>
-        <w:t xml:space="preserve">Residual-LR shows a seed SD of 0.000 under P1, consistent with P1 involving no variant sampling and a deterministic fit. The FPR column is constant within each detector and protocol because the 120 test covers are scored identically in all six stego conditions. Multiplying the FPR by 3 × 120 and rounding to the nearest integer gives the false-positive totals of the manuscript (e.g. 0.042 → 15/360).</w:t>
+        <w:t xml:space="preserve">Residual-LR shows a seed SD of 0.000 under P1, consistent with P1 involving no variant sampling and a deterministic fit. The FPR column is constant within each detector and protocol because the 120 test covers are scored identically in all six stego conditions. Table S3 lists the false positives behind each rate per run.</w:t>
       </w:r>
     </w:p>
     <w:p>
@@ -6913,7 +6913,7 @@
         <w:t xml:space="preserve">Table S2.</w:t>
       </w:r>
       <w:r>
-        <w:t xml:space="preserve"> Payload-shift comparisons (RQ3). ΔAUC = AUC(0.1 bpp) − AUC(0.4 bpp), paired on the 120 test covers, with 95% paired bootstrap intervals (resampling unit: source cover). ΔAUC is computed from unrounded AUCs and may differ by 0.001 from the rounded columns.</w:t>
+        <w:t xml:space="preserve"> Payload-shift comparisons (RQ3). ΔAUC = AUC(0.1 bpp) − AUC(0.4 bpp), paired on the 120 test covers, with 95% paired bootstrap intervals (resampling unit: source cover; one draw shared by the three seeds; B = 10,000; see Sect. 3.5 of the manuscript). ΔAUC is computed from unrounded AUCs and may differ by 0.001 from the rounded columns.</w:t>
       </w:r>
     </w:p>
     <w:tbl>
@@ -7277,7 +7277,7 @@
                 <w:sz w:val="16"/>
                 <w:szCs w:val="16"/>
               </w:rPr>
-              <w:t xml:space="preserve">[−0.063, −0.008]</w:t>
+              <w:t xml:space="preserve">[−0.064, −0.007]</w:t>
             </w:r>
           </w:p>
         </w:tc>
@@ -7415,7 +7415,7 @@
                 <w:sz w:val="16"/>
                 <w:szCs w:val="16"/>
               </w:rPr>
-              <w:t xml:space="preserve">[−0.096, −0.029]</w:t>
+              <w:t xml:space="preserve">[−0.093, −0.029]</w:t>
             </w:r>
           </w:p>
         </w:tc>
@@ -7553,7 +7553,7 @@
                 <w:sz w:val="16"/>
                 <w:szCs w:val="16"/>
               </w:rPr>
-              <w:t xml:space="preserve">[−0.093, −0.020]</w:t>
+              <w:t xml:space="preserve">[−0.095, −0.021]</w:t>
             </w:r>
           </w:p>
         </w:tc>
@@ -7719,7 +7719,7 @@
                 <w:sz w:val="16"/>
                 <w:szCs w:val="16"/>
               </w:rPr>
-              <w:t xml:space="preserve">[−0.058, −0.012]</w:t>
+              <w:t xml:space="preserve">[−0.058, −0.011]</w:t>
             </w:r>
           </w:p>
         </w:tc>
@@ -7995,7 +7995,7 @@
                 <w:sz w:val="16"/>
                 <w:szCs w:val="16"/>
               </w:rPr>
-              <w:t xml:space="preserve">[−0.072, −0.020]</w:t>
+              <w:t xml:space="preserve">[−0.074, −0.020]</w:t>
             </w:r>
           </w:p>
         </w:tc>
@@ -8161,7 +8161,7 @@
                 <w:sz w:val="16"/>
                 <w:szCs w:val="16"/>
               </w:rPr>
-              <w:t xml:space="preserve">[−0.046, −0.001]</w:t>
+              <w:t xml:space="preserve">[−0.046, 0.000]</w:t>
             </w:r>
           </w:p>
         </w:tc>
@@ -8299,7 +8299,7 @@
                 <w:sz w:val="16"/>
                 <w:szCs w:val="16"/>
               </w:rPr>
-              <w:t xml:space="preserve">[−0.078, −0.030]</w:t>
+              <w:t xml:space="preserve">[−0.079, −0.031]</w:t>
             </w:r>
           </w:p>
         </w:tc>
@@ -8437,7 +8437,7 @@
                 <w:sz w:val="16"/>
                 <w:szCs w:val="16"/>
               </w:rPr>
-              <w:t xml:space="preserve">[−0.064, −0.006]</w:t>
+              <w:t xml:space="preserve">[−0.065, −0.006]</w:t>
             </w:r>
           </w:p>
         </w:tc>
@@ -8610,7 +8610,7 @@
                 <w:sz w:val="16"/>
                 <w:szCs w:val="16"/>
               </w:rPr>
-              <w:t xml:space="preserve">[−0.206, −0.144]</w:t>
+              <w:t xml:space="preserve">[−0.207, −0.143]</w:t>
             </w:r>
           </w:p>
         </w:tc>
@@ -8748,7 +8748,7 @@
                 <w:sz w:val="16"/>
                 <w:szCs w:val="16"/>
               </w:rPr>
-              <w:t xml:space="preserve">[−0.186, −0.127]</w:t>
+              <w:t xml:space="preserve">[−0.188, −0.127]</w:t>
             </w:r>
           </w:p>
         </w:tc>
@@ -8886,7 +8886,7 @@
                 <w:sz w:val="16"/>
                 <w:szCs w:val="16"/>
               </w:rPr>
-              <w:t xml:space="preserve">[−0.149, −0.092]</w:t>
+              <w:t xml:space="preserve">[−0.149, −0.091]</w:t>
             </w:r>
           </w:p>
         </w:tc>
@@ -9190,7 +9190,7 @@
                 <w:sz w:val="16"/>
                 <w:szCs w:val="16"/>
               </w:rPr>
-              <w:t xml:space="preserve">[−0.211, −0.155]</w:t>
+              <w:t xml:space="preserve">[−0.212, −0.154]</w:t>
             </w:r>
           </w:p>
         </w:tc>
@@ -9328,7 +9328,7 @@
                 <w:sz w:val="16"/>
                 <w:szCs w:val="16"/>
               </w:rPr>
-              <w:t xml:space="preserve">[−0.150, −0.088]</w:t>
+              <w:t xml:space="preserve">[−0.149, −0.088]</w:t>
             </w:r>
           </w:p>
         </w:tc>
@@ -9494,7 +9494,7 @@
                 <w:sz w:val="16"/>
                 <w:szCs w:val="16"/>
               </w:rPr>
-              <w:t xml:space="preserve">[−0.168, −0.111]</w:t>
+              <w:t xml:space="preserve">[−0.170, −0.111]</w:t>
             </w:r>
           </w:p>
         </w:tc>
@@ -9632,7 +9632,7 @@
                 <w:sz w:val="16"/>
                 <w:szCs w:val="16"/>
               </w:rPr>
-              <w:t xml:space="preserve">[−0.177, −0.122]</w:t>
+              <w:t xml:space="preserve">[−0.178, −0.120]</w:t>
             </w:r>
           </w:p>
         </w:tc>
@@ -9763,7 +9763,7 @@
                 <w:sz w:val="16"/>
                 <w:szCs w:val="16"/>
               </w:rPr>
-              <w:t xml:space="preserve">[−0.145, −0.089]</w:t>
+              <w:t xml:space="preserve">[−0.144, −0.087]</w:t>
             </w:r>
           </w:p>
         </w:tc>
@@ -9787,7 +9787,7 @@
         <w:t xml:space="preserve">Table S3.</w:t>
       </w:r>
       <w:r>
-        <w:t xml:space="preserve"> False-positive counts implied by the reported mean test FPR at τ</w:t>
+        <w:t xml:space="preserve"> Test false positives at τ</w:t>
       </w:r>
       <w:r>
         <w:rPr>
@@ -9796,12 +9796,12 @@
         <w:t xml:space="preserve">low</w:t>
       </w:r>
       <w:r>
-        <w:t xml:space="preserve">. Each count is the unique integer k with k/360 rounding to the reported FPR; per-seed counts are not reported.</w:t>
+        <w:t xml:space="preserve"> per run (out of 120 test covers), counted from the per-image test scores of each run. The observed test FPR is the total over 3 × 120 cover evaluations.</w:t>
       </w:r>
     </w:p>
     <w:tbl>
       <w:tblPr>
-        <w:tblW w:w="6900" w:type="dxa"/>
+        <w:tblW w:w="6918" w:type="dxa"/>
         <w:jc w:val="center"/>
         <w:tblBorders>
           <w:top w:val="single" w:sz="8" w:space="0" w:color="000000"/>
@@ -9817,11 +9817,13 @@
         <w:tblLook w:val="0000"/>
       </w:tblPr>
       <w:tblGrid>
-        <w:gridCol w:w="1700"/>
-        <w:gridCol w:w="500"/>
-        <w:gridCol w:w="1500"/>
-        <w:gridCol w:w="1500"/>
-        <w:gridCol w:w="1700"/>
+        <w:gridCol w:w="1400"/>
+        <w:gridCol w:w="400"/>
+        <w:gridCol w:w="900"/>
+        <w:gridCol w:w="900"/>
+        <w:gridCol w:w="900"/>
+        <w:gridCol w:w="1200"/>
+        <w:gridCol w:w="1218"/>
       </w:tblGrid>
       <w:tr>
         <w:trPr>
@@ -9830,7 +9832,7 @@
         </w:trPr>
         <w:tc>
           <w:tcPr>
-            <w:tcW w:w="1700" w:type="dxa"/>
+            <w:tcW w:w="1400" w:type="dxa"/>
             <w:tcBorders>
               <w:bottom w:val="single" w:sz="4" w:space="0" w:color="000000"/>
             </w:tcBorders>
@@ -9856,7 +9858,7 @@
         </w:tc>
         <w:tc>
           <w:tcPr>
-            <w:tcW w:w="500" w:type="dxa"/>
+            <w:tcW w:w="400" w:type="dxa"/>
             <w:tcBorders>
               <w:bottom w:val="single" w:sz="4" w:space="0" w:color="000000"/>
             </w:tcBorders>
@@ -9882,7 +9884,7 @@
         </w:tc>
         <w:tc>
           <w:tcPr>
-            <w:tcW w:w="1500" w:type="dxa"/>
+            <w:tcW w:w="900" w:type="dxa"/>
             <w:tcBorders>
               <w:bottom w:val="single" w:sz="4" w:space="0" w:color="000000"/>
             </w:tcBorders>
@@ -9902,13 +9904,13 @@
                 <w:sz w:val="16"/>
                 <w:szCs w:val="16"/>
               </w:rPr>
-              <w:t xml:space="preserve">Mean test FPR</w:t>
-            </w:r>
-          </w:p>
-        </w:tc>
-        <w:tc>
-          <w:tcPr>
-            <w:tcW w:w="1500" w:type="dxa"/>
+              <w:t xml:space="preserve">Seed 42</w:t>
+            </w:r>
+          </w:p>
+        </w:tc>
+        <w:tc>
+          <w:tcPr>
+            <w:tcW w:w="900" w:type="dxa"/>
             <w:tcBorders>
               <w:bottom w:val="single" w:sz="4" w:space="0" w:color="000000"/>
             </w:tcBorders>
@@ -9928,13 +9930,13 @@
                 <w:sz w:val="16"/>
                 <w:szCs w:val="16"/>
               </w:rPr>
-              <w:t xml:space="preserve">False positives (3 seeds)</w:t>
-            </w:r>
-          </w:p>
-        </w:tc>
-        <w:tc>
-          <w:tcPr>
-            <w:tcW w:w="1700" w:type="dxa"/>
+              <w:t xml:space="preserve">Seed 43</w:t>
+            </w:r>
+          </w:p>
+        </w:tc>
+        <w:tc>
+          <w:tcPr>
+            <w:tcW w:w="900" w:type="dxa"/>
             <w:tcBorders>
               <w:bottom w:val="single" w:sz="4" w:space="0" w:color="000000"/>
             </w:tcBorders>
@@ -9954,7 +9956,59 @@
                 <w:sz w:val="16"/>
                 <w:szCs w:val="16"/>
               </w:rPr>
-              <w:t xml:space="preserve">Mean per run (of 120)</w:t>
+              <w:t xml:space="preserve">Seed 44</w:t>
+            </w:r>
+          </w:p>
+        </w:tc>
+        <w:tc>
+          <w:tcPr>
+            <w:tcW w:w="1200" w:type="dxa"/>
+            <w:tcBorders>
+              <w:bottom w:val="single" w:sz="4" w:space="0" w:color="000000"/>
+            </w:tcBorders>
+            <w:vAlign w:val="center"/>
+          </w:tcPr>
+          <w:p>
+            <w:pPr>
+              <w:keepNext/>
+              <w:spacing w:before="10" w:after="10" w:line="216" w:lineRule="auto"/>
+              <w:ind w:firstLine="0"/>
+              <w:jc w:val="center"/>
+            </w:pPr>
+            <w:r>
+              <w:rPr>
+                <w:b/>
+                <w:bCs/>
+                <w:sz w:val="16"/>
+                <w:szCs w:val="16"/>
+              </w:rPr>
+              <w:t xml:space="preserve">Total</w:t>
+            </w:r>
+          </w:p>
+        </w:tc>
+        <w:tc>
+          <w:tcPr>
+            <w:tcW w:w="1218" w:type="dxa"/>
+            <w:tcBorders>
+              <w:bottom w:val="single" w:sz="4" w:space="0" w:color="000000"/>
+            </w:tcBorders>
+            <w:vAlign w:val="center"/>
+          </w:tcPr>
+          <w:p>
+            <w:pPr>
+              <w:keepNext/>
+              <w:spacing w:before="10" w:after="10" w:line="216" w:lineRule="auto"/>
+              <w:ind w:firstLine="0"/>
+              <w:jc w:val="center"/>
+            </w:pPr>
+            <w:r>
+              <w:rPr>
+                <w:b/>
+                <w:bCs/>
+                <w:sz w:val="16"/>
+                <w:szCs w:val="16"/>
+              </w:rPr>
+              <w:t xml:space="preserve">Test FPR</w:t>
             </w:r>
           </w:p>
         </w:tc>
@@ -9965,7 +10019,7 @@
         </w:trPr>
         <w:tc>
           <w:tcPr>
-            <w:tcW w:w="1700" w:type="dxa"/>
+            <w:tcW w:w="1400" w:type="dxa"/>
             <w:vAlign w:val="center"/>
           </w:tcPr>
           <w:p>
@@ -9986,7 +10040,7 @@
         </w:tc>
         <w:tc>
           <w:tcPr>
-            <w:tcW w:w="500" w:type="dxa"/>
+            <w:tcW w:w="400" w:type="dxa"/>
             <w:vAlign w:val="center"/>
           </w:tcPr>
           <w:p>
@@ -10007,7 +10061,91 @@
         </w:tc>
         <w:tc>
           <w:tcPr>
-            <w:tcW w:w="1500" w:type="dxa"/>
+            <w:tcW w:w="900" w:type="dxa"/>
+            <w:vAlign w:val="center"/>
+          </w:tcPr>
+          <w:p>
+            <w:pPr>
+              <w:keepNext/>
+              <w:spacing w:before="10" w:after="10" w:line="216" w:lineRule="auto"/>
+              <w:ind w:firstLine="0"/>
+              <w:jc w:val="center"/>
+            </w:pPr>
+            <w:r>
+              <w:rPr>
+                <w:sz w:val="16"/>
+                <w:szCs w:val="16"/>
+              </w:rPr>
+              <w:t xml:space="preserve">5</w:t>
+            </w:r>
+          </w:p>
+        </w:tc>
+        <w:tc>
+          <w:tcPr>
+            <w:tcW w:w="900" w:type="dxa"/>
+            <w:vAlign w:val="center"/>
+          </w:tcPr>
+          <w:p>
+            <w:pPr>
+              <w:keepNext/>
+              <w:spacing w:before="10" w:after="10" w:line="216" w:lineRule="auto"/>
+              <w:ind w:firstLine="0"/>
+              <w:jc w:val="center"/>
+            </w:pPr>
+            <w:r>
+              <w:rPr>
+                <w:sz w:val="16"/>
+                <w:szCs w:val="16"/>
+              </w:rPr>
+              <w:t xml:space="preserve">5</w:t>
+            </w:r>
+          </w:p>
+        </w:tc>
+        <w:tc>
+          <w:tcPr>
+            <w:tcW w:w="900" w:type="dxa"/>
+            <w:vAlign w:val="center"/>
+          </w:tcPr>
+          <w:p>
+            <w:pPr>
+              <w:keepNext/>
+              <w:spacing w:before="10" w:after="10" w:line="216" w:lineRule="auto"/>
+              <w:ind w:firstLine="0"/>
+              <w:jc w:val="center"/>
+            </w:pPr>
+            <w:r>
+              <w:rPr>
+                <w:sz w:val="16"/>
+                <w:szCs w:val="16"/>
+              </w:rPr>
+              <w:t xml:space="preserve">5</w:t>
+            </w:r>
+          </w:p>
+        </w:tc>
+        <w:tc>
+          <w:tcPr>
+            <w:tcW w:w="1200" w:type="dxa"/>
+            <w:vAlign w:val="center"/>
+          </w:tcPr>
+          <w:p>
+            <w:pPr>
+              <w:keepNext/>
+              <w:spacing w:before="10" w:after="10" w:line="216" w:lineRule="auto"/>
+              <w:ind w:firstLine="0"/>
+              <w:jc w:val="center"/>
+            </w:pPr>
+            <w:r>
+              <w:rPr>
+                <w:sz w:val="16"/>
+                <w:szCs w:val="16"/>
+              </w:rPr>
+              <w:t xml:space="preserve">15/360</w:t>
+            </w:r>
+          </w:p>
+        </w:tc>
+        <w:tc>
+          <w:tcPr>
+            <w:tcW w:w="1218" w:type="dxa"/>
             <w:vAlign w:val="center"/>
           </w:tcPr>
           <w:p>
@@ -10023,48 +10161,6 @@
                 <w:szCs w:val="16"/>
               </w:rPr>
               <w:t xml:space="preserve">0.042</w:t>
-            </w:r>
-          </w:p>
-        </w:tc>
-        <w:tc>
-          <w:tcPr>
-            <w:tcW w:w="1500" w:type="dxa"/>
-            <w:vAlign w:val="center"/>
-          </w:tcPr>
-          <w:p>
-            <w:pPr>
-              <w:keepNext/>
-              <w:spacing w:before="10" w:after="10" w:line="216" w:lineRule="auto"/>
-              <w:ind w:firstLine="0"/>
-              <w:jc w:val="center"/>
-            </w:pPr>
-            <w:r>
-              <w:rPr>
-                <w:sz w:val="16"/>
-                <w:szCs w:val="16"/>
-              </w:rPr>
-              <w:t xml:space="preserve">15/360</w:t>
-            </w:r>
-          </w:p>
-        </w:tc>
-        <w:tc>
-          <w:tcPr>
-            <w:tcW w:w="1700" w:type="dxa"/>
-            <w:vAlign w:val="center"/>
-          </w:tcPr>
-          <w:p>
-            <w:pPr>
-              <w:keepNext/>
-              <w:spacing w:before="10" w:after="10" w:line="216" w:lineRule="auto"/>
-              <w:ind w:firstLine="0"/>
-              <w:jc w:val="center"/>
-            </w:pPr>
-            <w:r>
-              <w:rPr>
-                <w:sz w:val="16"/>
-                <w:szCs w:val="16"/>
-              </w:rPr>
-              <w:t xml:space="preserve">5.00</w:t>
             </w:r>
           </w:p>
         </w:tc>
@@ -10075,7 +10171,7 @@
         </w:trPr>
         <w:tc>
           <w:tcPr>
-            <w:tcW w:w="1700" w:type="dxa"/>
+            <w:tcW w:w="1400" w:type="dxa"/>
             <w:vAlign w:val="center"/>
           </w:tcPr>
           <w:p>
@@ -10089,7 +10185,7 @@
         </w:tc>
         <w:tc>
           <w:tcPr>
-            <w:tcW w:w="500" w:type="dxa"/>
+            <w:tcW w:w="400" w:type="dxa"/>
             <w:vAlign w:val="center"/>
           </w:tcPr>
           <w:p>
@@ -10110,7 +10206,91 @@
         </w:tc>
         <w:tc>
           <w:tcPr>
-            <w:tcW w:w="1500" w:type="dxa"/>
+            <w:tcW w:w="900" w:type="dxa"/>
+            <w:vAlign w:val="center"/>
+          </w:tcPr>
+          <w:p>
+            <w:pPr>
+              <w:keepNext/>
+              <w:spacing w:before="10" w:after="10" w:line="216" w:lineRule="auto"/>
+              <w:ind w:firstLine="0"/>
+              <w:jc w:val="center"/>
+            </w:pPr>
+            <w:r>
+              <w:rPr>
+                <w:sz w:val="16"/>
+                <w:szCs w:val="16"/>
+              </w:rPr>
+              <w:t xml:space="preserve">4</w:t>
+            </w:r>
+          </w:p>
+        </w:tc>
+        <w:tc>
+          <w:tcPr>
+            <w:tcW w:w="900" w:type="dxa"/>
+            <w:vAlign w:val="center"/>
+          </w:tcPr>
+          <w:p>
+            <w:pPr>
+              <w:keepNext/>
+              <w:spacing w:before="10" w:after="10" w:line="216" w:lineRule="auto"/>
+              <w:ind w:firstLine="0"/>
+              <w:jc w:val="center"/>
+            </w:pPr>
+            <w:r>
+              <w:rPr>
+                <w:sz w:val="16"/>
+                <w:szCs w:val="16"/>
+              </w:rPr>
+              <w:t xml:space="preserve">6</w:t>
+            </w:r>
+          </w:p>
+        </w:tc>
+        <w:tc>
+          <w:tcPr>
+            <w:tcW w:w="900" w:type="dxa"/>
+            <w:vAlign w:val="center"/>
+          </w:tcPr>
+          <w:p>
+            <w:pPr>
+              <w:keepNext/>
+              <w:spacing w:before="10" w:after="10" w:line="216" w:lineRule="auto"/>
+              <w:ind w:firstLine="0"/>
+              <w:jc w:val="center"/>
+            </w:pPr>
+            <w:r>
+              <w:rPr>
+                <w:sz w:val="16"/>
+                <w:szCs w:val="16"/>
+              </w:rPr>
+              <w:t xml:space="preserve">5</w:t>
+            </w:r>
+          </w:p>
+        </w:tc>
+        <w:tc>
+          <w:tcPr>
+            <w:tcW w:w="1200" w:type="dxa"/>
+            <w:vAlign w:val="center"/>
+          </w:tcPr>
+          <w:p>
+            <w:pPr>
+              <w:keepNext/>
+              <w:spacing w:before="10" w:after="10" w:line="216" w:lineRule="auto"/>
+              <w:ind w:firstLine="0"/>
+              <w:jc w:val="center"/>
+            </w:pPr>
+            <w:r>
+              <w:rPr>
+                <w:sz w:val="16"/>
+                <w:szCs w:val="16"/>
+              </w:rPr>
+              <w:t xml:space="preserve">15/360</w:t>
+            </w:r>
+          </w:p>
+        </w:tc>
+        <w:tc>
+          <w:tcPr>
+            <w:tcW w:w="1218" w:type="dxa"/>
             <w:vAlign w:val="center"/>
           </w:tcPr>
           <w:p>
@@ -10126,48 +10306,6 @@
                 <w:szCs w:val="16"/>
               </w:rPr>
               <w:t xml:space="preserve">0.042</w:t>
-            </w:r>
-          </w:p>
-        </w:tc>
-        <w:tc>
-          <w:tcPr>
-            <w:tcW w:w="1500" w:type="dxa"/>
-            <w:vAlign w:val="center"/>
-          </w:tcPr>
-          <w:p>
-            <w:pPr>
-              <w:keepNext/>
-              <w:spacing w:before="10" w:after="10" w:line="216" w:lineRule="auto"/>
-              <w:ind w:firstLine="0"/>
-              <w:jc w:val="center"/>
-            </w:pPr>
-            <w:r>
-              <w:rPr>
-                <w:sz w:val="16"/>
-                <w:szCs w:val="16"/>
-              </w:rPr>
-              <w:t xml:space="preserve">15/360</w:t>
-            </w:r>
-          </w:p>
-        </w:tc>
-        <w:tc>
-          <w:tcPr>
-            <w:tcW w:w="1700" w:type="dxa"/>
-            <w:vAlign w:val="center"/>
-          </w:tcPr>
-          <w:p>
-            <w:pPr>
-              <w:keepNext/>
-              <w:spacing w:before="10" w:after="10" w:line="216" w:lineRule="auto"/>
-              <w:ind w:firstLine="0"/>
-              <w:jc w:val="center"/>
-            </w:pPr>
-            <w:r>
-              <w:rPr>
-                <w:sz w:val="16"/>
-                <w:szCs w:val="16"/>
-              </w:rPr>
-              <w:t xml:space="preserve">5.00</w:t>
             </w:r>
           </w:p>
         </w:tc>
@@ -10178,7 +10316,7 @@
         </w:trPr>
         <w:tc>
           <w:tcPr>
-            <w:tcW w:w="1700" w:type="dxa"/>
+            <w:tcW w:w="1400" w:type="dxa"/>
             <w:vAlign w:val="center"/>
           </w:tcPr>
           <w:p>
@@ -10192,7 +10330,7 @@
         </w:tc>
         <w:tc>
           <w:tcPr>
-            <w:tcW w:w="500" w:type="dxa"/>
+            <w:tcW w:w="400" w:type="dxa"/>
             <w:vAlign w:val="center"/>
           </w:tcPr>
           <w:p>
@@ -10213,7 +10351,91 @@
         </w:tc>
         <w:tc>
           <w:tcPr>
-            <w:tcW w:w="1500" w:type="dxa"/>
+            <w:tcW w:w="900" w:type="dxa"/>
+            <w:vAlign w:val="center"/>
+          </w:tcPr>
+          <w:p>
+            <w:pPr>
+              <w:keepNext/>
+              <w:spacing w:before="10" w:after="10" w:line="216" w:lineRule="auto"/>
+              <w:ind w:firstLine="0"/>
+              <w:jc w:val="center"/>
+            </w:pPr>
+            <w:r>
+              <w:rPr>
+                <w:sz w:val="16"/>
+                <w:szCs w:val="16"/>
+              </w:rPr>
+              <w:t xml:space="preserve">6</w:t>
+            </w:r>
+          </w:p>
+        </w:tc>
+        <w:tc>
+          <w:tcPr>
+            <w:tcW w:w="900" w:type="dxa"/>
+            <w:vAlign w:val="center"/>
+          </w:tcPr>
+          <w:p>
+            <w:pPr>
+              <w:keepNext/>
+              <w:spacing w:before="10" w:after="10" w:line="216" w:lineRule="auto"/>
+              <w:ind w:firstLine="0"/>
+              <w:jc w:val="center"/>
+            </w:pPr>
+            <w:r>
+              <w:rPr>
+                <w:sz w:val="16"/>
+                <w:szCs w:val="16"/>
+              </w:rPr>
+              <w:t xml:space="preserve">7</w:t>
+            </w:r>
+          </w:p>
+        </w:tc>
+        <w:tc>
+          <w:tcPr>
+            <w:tcW w:w="900" w:type="dxa"/>
+            <w:vAlign w:val="center"/>
+          </w:tcPr>
+          <w:p>
+            <w:pPr>
+              <w:keepNext/>
+              <w:spacing w:before="10" w:after="10" w:line="216" w:lineRule="auto"/>
+              <w:ind w:firstLine="0"/>
+              <w:jc w:val="center"/>
+            </w:pPr>
+            <w:r>
+              <w:rPr>
+                <w:sz w:val="16"/>
+                <w:szCs w:val="16"/>
+              </w:rPr>
+              <w:t xml:space="preserve">6</w:t>
+            </w:r>
+          </w:p>
+        </w:tc>
+        <w:tc>
+          <w:tcPr>
+            <w:tcW w:w="1200" w:type="dxa"/>
+            <w:vAlign w:val="center"/>
+          </w:tcPr>
+          <w:p>
+            <w:pPr>
+              <w:keepNext/>
+              <w:spacing w:before="10" w:after="10" w:line="216" w:lineRule="auto"/>
+              <w:ind w:firstLine="0"/>
+              <w:jc w:val="center"/>
+            </w:pPr>
+            <w:r>
+              <w:rPr>
+                <w:sz w:val="16"/>
+                <w:szCs w:val="16"/>
+              </w:rPr>
+              <w:t xml:space="preserve">19/360</w:t>
+            </w:r>
+          </w:p>
+        </w:tc>
+        <w:tc>
+          <w:tcPr>
+            <w:tcW w:w="1218" w:type="dxa"/>
             <w:vAlign w:val="center"/>
           </w:tcPr>
           <w:p>
@@ -10229,48 +10451,6 @@
                 <w:szCs w:val="16"/>
               </w:rPr>
               <w:t xml:space="preserve">0.053</w:t>
-            </w:r>
-          </w:p>
-        </w:tc>
-        <w:tc>
-          <w:tcPr>
-            <w:tcW w:w="1500" w:type="dxa"/>
-            <w:vAlign w:val="center"/>
-          </w:tcPr>
-          <w:p>
-            <w:pPr>
-              <w:keepNext/>
-              <w:spacing w:before="10" w:after="10" w:line="216" w:lineRule="auto"/>
-              <w:ind w:firstLine="0"/>
-              <w:jc w:val="center"/>
-            </w:pPr>
-            <w:r>
-              <w:rPr>
-                <w:sz w:val="16"/>
-                <w:szCs w:val="16"/>
-              </w:rPr>
-              <w:t xml:space="preserve">19/360</w:t>
-            </w:r>
-          </w:p>
-        </w:tc>
-        <w:tc>
-          <w:tcPr>
-            <w:tcW w:w="1700" w:type="dxa"/>
-            <w:vAlign w:val="center"/>
-          </w:tcPr>
-          <w:p>
-            <w:pPr>
-              <w:keepNext/>
-              <w:spacing w:before="10" w:after="10" w:line="216" w:lineRule="auto"/>
-              <w:ind w:firstLine="0"/>
-              <w:jc w:val="center"/>
-            </w:pPr>
-            <w:r>
-              <w:rPr>
-                <w:sz w:val="16"/>
-                <w:szCs w:val="16"/>
-              </w:rPr>
-              <w:t xml:space="preserve">6.33</w:t>
             </w:r>
           </w:p>
         </w:tc>
@@ -10281,7 +10461,7 @@
         </w:trPr>
         <w:tc>
           <w:tcPr>
-            <w:tcW w:w="1700" w:type="dxa"/>
+            <w:tcW w:w="1400" w:type="dxa"/>
             <w:tcBorders>
               <w:top w:val="single" w:sz="4" w:space="0" w:color="000000"/>
             </w:tcBorders>
@@ -10305,7 +10485,7 @@
         </w:tc>
         <w:tc>
           <w:tcPr>
-            <w:tcW w:w="500" w:type="dxa"/>
+            <w:tcW w:w="400" w:type="dxa"/>
             <w:tcBorders>
               <w:top w:val="single" w:sz="4" w:space="0" w:color="000000"/>
             </w:tcBorders>
@@ -10329,7 +10509,7 @@
         </w:tc>
         <w:tc>
           <w:tcPr>
-            <w:tcW w:w="1500" w:type="dxa"/>
+            <w:tcW w:w="900" w:type="dxa"/>
             <w:tcBorders>
               <w:top w:val="single" w:sz="4" w:space="0" w:color="000000"/>
             </w:tcBorders>
@@ -10347,13 +10527,13 @@
                 <w:sz w:val="16"/>
                 <w:szCs w:val="16"/>
               </w:rPr>
-              <w:t xml:space="preserve">0.050</w:t>
-            </w:r>
-          </w:p>
-        </w:tc>
-        <w:tc>
-          <w:tcPr>
-            <w:tcW w:w="1500" w:type="dxa"/>
+              <w:t xml:space="preserve">7</w:t>
+            </w:r>
+          </w:p>
+        </w:tc>
+        <w:tc>
+          <w:tcPr>
+            <w:tcW w:w="900" w:type="dxa"/>
             <w:tcBorders>
               <w:top w:val="single" w:sz="4" w:space="0" w:color="000000"/>
             </w:tcBorders>
@@ -10371,13 +10551,13 @@
                 <w:sz w:val="16"/>
                 <w:szCs w:val="16"/>
               </w:rPr>
-              <w:t xml:space="preserve">18/360</w:t>
-            </w:r>
-          </w:p>
-        </w:tc>
-        <w:tc>
-          <w:tcPr>
-            <w:tcW w:w="1700" w:type="dxa"/>
+              <w:t xml:space="preserve">3</w:t>
+            </w:r>
+          </w:p>
+        </w:tc>
+        <w:tc>
+          <w:tcPr>
+            <w:tcW w:w="900" w:type="dxa"/>
             <w:tcBorders>
               <w:top w:val="single" w:sz="4" w:space="0" w:color="000000"/>
             </w:tcBorders>
@@ -10395,7 +10575,55 @@
                 <w:sz w:val="16"/>
                 <w:szCs w:val="16"/>
               </w:rPr>
-              <w:t xml:space="preserve">6.00</w:t>
+              <w:t xml:space="preserve">8</w:t>
+            </w:r>
+          </w:p>
+        </w:tc>
+        <w:tc>
+          <w:tcPr>
+            <w:tcW w:w="1200" w:type="dxa"/>
+            <w:tcBorders>
+              <w:top w:val="single" w:sz="4" w:space="0" w:color="000000"/>
+            </w:tcBorders>
+            <w:vAlign w:val="center"/>
+          </w:tcPr>
+          <w:p>
+            <w:pPr>
+              <w:keepNext/>
+              <w:spacing w:before="10" w:after="10" w:line="216" w:lineRule="auto"/>
+              <w:ind w:firstLine="0"/>
+              <w:jc w:val="center"/>
+            </w:pPr>
+            <w:r>
+              <w:rPr>
+                <w:sz w:val="16"/>
+                <w:szCs w:val="16"/>
+              </w:rPr>
+              <w:t xml:space="preserve">18/360</w:t>
+            </w:r>
+          </w:p>
+        </w:tc>
+        <w:tc>
+          <w:tcPr>
+            <w:tcW w:w="1218" w:type="dxa"/>
+            <w:tcBorders>
+              <w:top w:val="single" w:sz="4" w:space="0" w:color="000000"/>
+            </w:tcBorders>
+            <w:vAlign w:val="center"/>
+          </w:tcPr>
+          <w:p>
+            <w:pPr>
+              <w:keepNext/>
+              <w:spacing w:before="10" w:after="10" w:line="216" w:lineRule="auto"/>
+              <w:ind w:firstLine="0"/>
+              <w:jc w:val="center"/>
+            </w:pPr>
+            <w:r>
+              <w:rPr>
+                <w:sz w:val="16"/>
+                <w:szCs w:val="16"/>
+              </w:rPr>
+              <w:t xml:space="preserve">0.050</w:t>
             </w:r>
           </w:p>
         </w:tc>
@@ -10406,7 +10634,7 @@
         </w:trPr>
         <w:tc>
           <w:tcPr>
-            <w:tcW w:w="1700" w:type="dxa"/>
+            <w:tcW w:w="1400" w:type="dxa"/>
             <w:vAlign w:val="center"/>
           </w:tcPr>
           <w:p>
@@ -10420,7 +10648,7 @@
         </w:tc>
         <w:tc>
           <w:tcPr>
-            <w:tcW w:w="500" w:type="dxa"/>
+            <w:tcW w:w="400" w:type="dxa"/>
             <w:vAlign w:val="center"/>
           </w:tcPr>
           <w:p>
@@ -10441,7 +10669,91 @@
         </w:tc>
         <w:tc>
           <w:tcPr>
-            <w:tcW w:w="1500" w:type="dxa"/>
+            <w:tcW w:w="900" w:type="dxa"/>
+            <w:vAlign w:val="center"/>
+          </w:tcPr>
+          <w:p>
+            <w:pPr>
+              <w:keepNext/>
+              <w:spacing w:before="10" w:after="10" w:line="216" w:lineRule="auto"/>
+              <w:ind w:firstLine="0"/>
+              <w:jc w:val="center"/>
+            </w:pPr>
+            <w:r>
+              <w:rPr>
+                <w:sz w:val="16"/>
+                <w:szCs w:val="16"/>
+              </w:rPr>
+              <w:t xml:space="preserve">7</w:t>
+            </w:r>
+          </w:p>
+        </w:tc>
+        <w:tc>
+          <w:tcPr>
+            <w:tcW w:w="900" w:type="dxa"/>
+            <w:vAlign w:val="center"/>
+          </w:tcPr>
+          <w:p>
+            <w:pPr>
+              <w:keepNext/>
+              <w:spacing w:before="10" w:after="10" w:line="216" w:lineRule="auto"/>
+              <w:ind w:firstLine="0"/>
+              <w:jc w:val="center"/>
+            </w:pPr>
+            <w:r>
+              <w:rPr>
+                <w:sz w:val="16"/>
+                <w:szCs w:val="16"/>
+              </w:rPr>
+              <w:t xml:space="preserve">2</w:t>
+            </w:r>
+          </w:p>
+        </w:tc>
+        <w:tc>
+          <w:tcPr>
+            <w:tcW w:w="900" w:type="dxa"/>
+            <w:vAlign w:val="center"/>
+          </w:tcPr>
+          <w:p>
+            <w:pPr>
+              <w:keepNext/>
+              <w:spacing w:before="10" w:after="10" w:line="216" w:lineRule="auto"/>
+              <w:ind w:firstLine="0"/>
+              <w:jc w:val="center"/>
+            </w:pPr>
+            <w:r>
+              <w:rPr>
+                <w:sz w:val="16"/>
+                <w:szCs w:val="16"/>
+              </w:rPr>
+              <w:t xml:space="preserve">2</w:t>
+            </w:r>
+          </w:p>
+        </w:tc>
+        <w:tc>
+          <w:tcPr>
+            <w:tcW w:w="1200" w:type="dxa"/>
+            <w:vAlign w:val="center"/>
+          </w:tcPr>
+          <w:p>
+            <w:pPr>
+              <w:keepNext/>
+              <w:spacing w:before="10" w:after="10" w:line="216" w:lineRule="auto"/>
+              <w:ind w:firstLine="0"/>
+              <w:jc w:val="center"/>
+            </w:pPr>
+            <w:r>
+              <w:rPr>
+                <w:sz w:val="16"/>
+                <w:szCs w:val="16"/>
+              </w:rPr>
+              <w:t xml:space="preserve">11/360</w:t>
+            </w:r>
+          </w:p>
+        </w:tc>
+        <w:tc>
+          <w:tcPr>
+            <w:tcW w:w="1218" w:type="dxa"/>
             <w:vAlign w:val="center"/>
           </w:tcPr>
           <w:p>
@@ -10457,48 +10769,6 @@
                 <w:szCs w:val="16"/>
               </w:rPr>
               <w:t xml:space="preserve">0.031</w:t>
-            </w:r>
-          </w:p>
-        </w:tc>
-        <w:tc>
-          <w:tcPr>
-            <w:tcW w:w="1500" w:type="dxa"/>
-            <w:vAlign w:val="center"/>
-          </w:tcPr>
-          <w:p>
-            <w:pPr>
-              <w:keepNext/>
-              <w:spacing w:before="10" w:after="10" w:line="216" w:lineRule="auto"/>
-              <w:ind w:firstLine="0"/>
-              <w:jc w:val="center"/>
-            </w:pPr>
-            <w:r>
-              <w:rPr>
-                <w:sz w:val="16"/>
-                <w:szCs w:val="16"/>
-              </w:rPr>
-              <w:t xml:space="preserve">11/360</w:t>
-            </w:r>
-          </w:p>
-        </w:tc>
-        <w:tc>
-          <w:tcPr>
-            <w:tcW w:w="1700" w:type="dxa"/>
-            <w:vAlign w:val="center"/>
-          </w:tcPr>
-          <w:p>
-            <w:pPr>
-              <w:keepNext/>
-              <w:spacing w:before="10" w:after="10" w:line="216" w:lineRule="auto"/>
-              <w:ind w:firstLine="0"/>
-              <w:jc w:val="center"/>
-            </w:pPr>
-            <w:r>
-              <w:rPr>
-                <w:sz w:val="16"/>
-                <w:szCs w:val="16"/>
-              </w:rPr>
-              <w:t xml:space="preserve">3.67</w:t>
             </w:r>
           </w:p>
         </w:tc>
@@ -10509,7 +10779,7 @@
         </w:trPr>
         <w:tc>
           <w:tcPr>
-            <w:tcW w:w="1700" w:type="dxa"/>
+            <w:tcW w:w="1400" w:type="dxa"/>
             <w:vAlign w:val="center"/>
           </w:tcPr>
           <w:p>
@@ -10522,7 +10792,7 @@
         </w:tc>
         <w:tc>
           <w:tcPr>
-            <w:tcW w:w="500" w:type="dxa"/>
+            <w:tcW w:w="400" w:type="dxa"/>
             <w:vAlign w:val="center"/>
           </w:tcPr>
           <w:p>
@@ -10542,7 +10812,87 @@
         </w:tc>
         <w:tc>
           <w:tcPr>
-            <w:tcW w:w="1500" w:type="dxa"/>
+            <w:tcW w:w="900" w:type="dxa"/>
+            <w:vAlign w:val="center"/>
+          </w:tcPr>
+          <w:p>
+            <w:pPr>
+              <w:spacing w:before="10" w:after="10" w:line="216" w:lineRule="auto"/>
+              <w:ind w:firstLine="0"/>
+              <w:jc w:val="center"/>
+            </w:pPr>
+            <w:r>
+              <w:rPr>
+                <w:sz w:val="16"/>
+                <w:szCs w:val="16"/>
+              </w:rPr>
+              <w:t xml:space="preserve">5</w:t>
+            </w:r>
+          </w:p>
+        </w:tc>
+        <w:tc>
+          <w:tcPr>
+            <w:tcW w:w="900" w:type="dxa"/>
+            <w:vAlign w:val="center"/>
+          </w:tcPr>
+          <w:p>
+            <w:pPr>
+              <w:spacing w:before="10" w:after="10" w:line="216" w:lineRule="auto"/>
+              <w:ind w:firstLine="0"/>
+              <w:jc w:val="center"/>
+            </w:pPr>
+            <w:r>
+              <w:rPr>
+                <w:sz w:val="16"/>
+                <w:szCs w:val="16"/>
+              </w:rPr>
+              <w:t xml:space="preserve">1</w:t>
+            </w:r>
+          </w:p>
+        </w:tc>
+        <w:tc>
+          <w:tcPr>
+            <w:tcW w:w="900" w:type="dxa"/>
+            <w:vAlign w:val="center"/>
+          </w:tcPr>
+          <w:p>
+            <w:pPr>
+              <w:spacing w:before="10" w:after="10" w:line="216" w:lineRule="auto"/>
+              <w:ind w:firstLine="0"/>
+              <w:jc w:val="center"/>
+            </w:pPr>
+            <w:r>
+              <w:rPr>
+                <w:sz w:val="16"/>
+                <w:szCs w:val="16"/>
+              </w:rPr>
+              <w:t xml:space="preserve">2</w:t>
+            </w:r>
+          </w:p>
+        </w:tc>
+        <w:tc>
+          <w:tcPr>
+            <w:tcW w:w="1200" w:type="dxa"/>
+            <w:vAlign w:val="center"/>
+          </w:tcPr>
+          <w:p>
+            <w:pPr>
+              <w:spacing w:before="10" w:after="10" w:line="216" w:lineRule="auto"/>
+              <w:ind w:firstLine="0"/>
+              <w:jc w:val="center"/>
+            </w:pPr>
+            <w:r>
+              <w:rPr>
+                <w:sz w:val="16"/>
+                <w:szCs w:val="16"/>
+              </w:rPr>
+              <w:t xml:space="preserve">8/360</w:t>
+            </w:r>
+          </w:p>
+        </w:tc>
+        <w:tc>
+          <w:tcPr>
+            <w:tcW w:w="1218" w:type="dxa"/>
             <w:vAlign w:val="center"/>
           </w:tcPr>
           <w:p>
@@ -10557,46 +10907,6 @@
                 <w:szCs w:val="16"/>
               </w:rPr>
               <w:t xml:space="preserve">0.022</w:t>
-            </w:r>
-          </w:p>
-        </w:tc>
-        <w:tc>
-          <w:tcPr>
-            <w:tcW w:w="1500" w:type="dxa"/>
-            <w:vAlign w:val="center"/>
-          </w:tcPr>
-          <w:p>
-            <w:pPr>
-              <w:spacing w:before="10" w:after="10" w:line="216" w:lineRule="auto"/>
-              <w:ind w:firstLine="0"/>
-              <w:jc w:val="center"/>
-            </w:pPr>
-            <w:r>
-              <w:rPr>
-                <w:sz w:val="16"/>
-                <w:szCs w:val="16"/>
-              </w:rPr>
-              <w:t xml:space="preserve">8/360</w:t>
-            </w:r>
-          </w:p>
-        </w:tc>
-        <w:tc>
-          <w:tcPr>
-            <w:tcW w:w="1700" w:type="dxa"/>
-            <w:vAlign w:val="center"/>
-          </w:tcPr>
-          <w:p>
-            <w:pPr>
-              <w:spacing w:before="10" w:after="10" w:line="216" w:lineRule="auto"/>
-              <w:ind w:firstLine="0"/>
-              <w:jc w:val="center"/>
-            </w:pPr>
-            <w:r>
-              <w:rPr>
-                <w:sz w:val="16"/>
-                <w:szCs w:val="16"/>
-              </w:rPr>
-              <w:t xml:space="preserve">2.67</w:t>
             </w:r>
           </w:p>
         </w:tc>
@@ -10606,6 +10916,21 @@
       <w:pPr>
         <w:spacing w:before="0" w:after="0" w:line="120" w:lineRule="exact"/>
       </w:pPr>
+    </w:p>
+    <w:p>
+      <w:pPr>
+        <w:pStyle w:val="p1a"/>
+      </w:pPr>
+      <w:r>
+        <w:rPr>
+          <w:b/>
+          <w:bCs/>
+        </w:rPr>
+        <w:t xml:space="preserve">Software.</w:t>
+      </w:r>
+      <w:r>
+        <w:t xml:space="preserve"> All values in Tables S1-S3 and in the manuscript were reproduced from the 600 source images with Python 3.13, NumPy 2.5.3 (OpenBLAS, Haswell kernel), SciPy 1.18.1, scikit-learn 1.9.1, conseal 2025.11 and sealwatch 2025.9.</w:t>
+      </w:r>
     </w:p>
     <w:sectPr>
       <w:pgSz w:w="11906" w:h="16838" w:code="9"/>

--- a/supplementary/StegaGuard_supplementary.docx
+++ b/supplementary/StegaGuard_supplementary.docx
@@ -6897,7 +6897,7 @@
         <w:pStyle w:val="p1a"/>
       </w:pPr>
       <w:r>
-        <w:t xml:space="preserve">Residual-LR shows a seed SD of 0.000 under P1, consistent with P1 involving no variant sampling and a deterministic fit. The FPR column is constant within each detector and protocol because the 120 test covers are scored identically in all six stego conditions. Table S3 lists the false positives behind each rate per run.</w:t>
+        <w:t xml:space="preserve">Residual-LR shows a seed SD of 0.000 under P1, consistent with P1 involving no variant sampling and a deterministic fit. The FPR column is constant within each detector and protocol because the 120 test covers are scored identically in all six stego conditions. Table S3 gives the per-run false-positive counts behind these rates.</w:t>
       </w:r>
     </w:p>
     <w:p>
@@ -9796,7 +9796,7 @@
         <w:t xml:space="preserve">low</w:t>
       </w:r>
       <w:r>
-        <w:t xml:space="preserve"> per run (out of 120 test covers), counted from the per-image test scores of each run. The observed test FPR is the total over 3 × 120 cover evaluations.</w:t>
+        <w:t xml:space="preserve"> in each run (of 120 test covers), counted from the per-image test scores. The test FPR is the total divided by the 3 × 120 = 360 cover evaluations.</w:t>
       </w:r>
     </w:p>
     <w:tbl>
@@ -10929,7 +10929,7 @@
         <w:t xml:space="preserve">Software.</w:t>
       </w:r>
       <w:r>
-        <w:t xml:space="preserve"> All values in Tables S1-S3 and in the manuscript were reproduced from the 600 source images with Python 3.13, NumPy 2.5.3 (OpenBLAS, Haswell kernel), SciPy 1.18.1, scikit-learn 1.9.1, conseal 2025.11 and sealwatch 2025.9.</w:t>
+        <w:t xml:space="preserve"> All experimental results in the manuscript and in Tables S1-S3 were computed from the 600 source images with Python 3.13, NumPy 2.5.3 (OpenBLAS, Haswell kernel), SciPy 1.18.1, scikit-learn 1.9.1, Pillow 12.3.0, conseal 2025.11 and sealwatch 2025.9.</w:t>
       </w:r>
     </w:p>
     <w:sectPr>
